--- a/Report.docx
+++ b/Report.docx
@@ -4,1148 +4,1570 @@
   <w:body>
     <w:p>
       <w:pPr>
+        <w:spacing w:after="0"/>
         <w:jc w:val="center"/>
         <w:rPr>
+          <w:rFonts w:ascii="Times New Roman" w:hAnsi="Times New Roman" w:cs="Times New Roman"/>
           <w:b/>
           <w:bCs/>
-        </w:rPr>
-      </w:pPr>
-      <w:r>
-        <w:rPr>
+          <w:sz w:val="24"/>
+          <w:szCs w:val="24"/>
+        </w:rPr>
+      </w:pPr>
+      <w:r>
+        <w:rPr>
+          <w:rFonts w:ascii="Times New Roman" w:hAnsi="Times New Roman" w:cs="Times New Roman"/>
           <w:b/>
           <w:bCs/>
+          <w:sz w:val="24"/>
+          <w:szCs w:val="24"/>
         </w:rPr>
         <w:t>Airbnb Dynamic Pricing Recommendation</w:t>
       </w:r>
-    </w:p>
-    <w:p>
-      <w:pPr>
-        <w:jc w:val="center"/>
-        <w:rPr>
+      <w:r>
+        <w:rPr>
+          <w:rFonts w:ascii="Times New Roman" w:hAnsi="Times New Roman" w:cs="Times New Roman"/>
           <w:b/>
           <w:bCs/>
-        </w:rPr>
-      </w:pPr>
-      <w:r>
-        <w:rPr>
+          <w:sz w:val="24"/>
+          <w:szCs w:val="24"/>
+        </w:rPr>
+        <w:t xml:space="preserve"> </w:t>
+      </w:r>
+      <w:r>
+        <w:rPr>
+          <w:rFonts w:ascii="Times New Roman" w:hAnsi="Times New Roman" w:cs="Times New Roman"/>
           <w:b/>
           <w:bCs/>
+          <w:sz w:val="24"/>
+          <w:szCs w:val="24"/>
         </w:rPr>
         <w:t>Engine</w:t>
       </w:r>
     </w:p>
     <w:p>
       <w:pPr>
+        <w:spacing w:after="0"/>
         <w:jc w:val="center"/>
-      </w:pPr>
-      <w:r>
-        <w:t>FINAL UPDATED REPORT | NYC Airbnb Open Data (2019) | Python + Tableau | Updated using supplied CSVs, notebook,</w:t>
-      </w:r>
-      <w:r>
-        <w:t xml:space="preserve"> </w:t>
-      </w:r>
-      <w:r>
-        <w:t>and Tableau workbook</w:t>
-      </w:r>
-    </w:p>
-    <w:p>
-      <w:pPr>
-        <w:jc w:val="both"/>
-      </w:pPr>
-      <w:r>
-        <w:rPr>
+        <w:rPr>
+          <w:rFonts w:ascii="Times New Roman" w:hAnsi="Times New Roman" w:cs="Times New Roman"/>
+          <w:sz w:val="24"/>
+          <w:szCs w:val="24"/>
+        </w:rPr>
+      </w:pPr>
+      <w:r>
+        <w:rPr>
+          <w:rFonts w:ascii="Times New Roman" w:hAnsi="Times New Roman" w:cs="Times New Roman"/>
+          <w:sz w:val="24"/>
+          <w:szCs w:val="24"/>
+        </w:rPr>
+        <w:t>FINAL UPDATED REPORT | NYC Airbnb Open Data (2019) | Python + Tableau | Updated using supplied CSVs, notebook, and Tableau workbook</w:t>
+      </w:r>
+    </w:p>
+    <w:p>
+      <w:pPr>
+        <w:spacing w:after="0"/>
+        <w:jc w:val="both"/>
+        <w:rPr>
+          <w:rFonts w:ascii="Times New Roman" w:hAnsi="Times New Roman" w:cs="Times New Roman"/>
           <w:b/>
           <w:bCs/>
-        </w:rPr>
-        <w:t xml:space="preserve">Report scope. </w:t>
-      </w:r>
-      <w:r>
-        <w:t>This version incorporates the cleaned listing CSV, Tableau prediction export, Python notebook, and</w:t>
-      </w:r>
-      <w:r>
-        <w:t xml:space="preserve"> </w:t>
-      </w:r>
-      <w:r>
-        <w:t>packaged Tableau workbook. It separates findings that can be recalculated from the files from implementation concerns</w:t>
-      </w:r>
-      <w:r>
-        <w:t xml:space="preserve"> </w:t>
-      </w:r>
-      <w:r>
-        <w:t>that need to be fixed before treating the predictions as a validated pricing model.</w:t>
-      </w:r>
-    </w:p>
-    <w:p>
-      <w:pPr>
-        <w:rPr>
+          <w:sz w:val="24"/>
+          <w:szCs w:val="24"/>
+        </w:rPr>
+      </w:pPr>
+    </w:p>
+    <w:p>
+      <w:pPr>
+        <w:spacing w:after="0"/>
+        <w:jc w:val="both"/>
+        <w:rPr>
+          <w:rFonts w:ascii="Times New Roman" w:hAnsi="Times New Roman" w:cs="Times New Roman"/>
           <w:b/>
           <w:bCs/>
-        </w:rPr>
-      </w:pPr>
-      <w:r>
-        <w:rPr>
+          <w:sz w:val="24"/>
+          <w:szCs w:val="24"/>
+        </w:rPr>
+      </w:pPr>
+      <w:r>
+        <w:rPr>
+          <w:rFonts w:ascii="Times New Roman" w:hAnsi="Times New Roman" w:cs="Times New Roman"/>
           <w:b/>
           <w:bCs/>
-        </w:rPr>
-        <w:t>1. Executive summary</w:t>
-      </w:r>
-    </w:p>
-    <w:p>
-      <w:pPr>
-        <w:jc w:val="both"/>
-      </w:pPr>
-      <w:r>
-        <w:t xml:space="preserve">The cleaned dataset contains </w:t>
-      </w:r>
-      <w:r>
-        <w:rPr>
+          <w:sz w:val="24"/>
+          <w:szCs w:val="24"/>
+        </w:rPr>
+        <w:t>Introduction</w:t>
+      </w:r>
+    </w:p>
+    <w:p>
+      <w:pPr>
+        <w:spacing w:after="0"/>
+        <w:jc w:val="both"/>
+        <w:rPr>
+          <w:rFonts w:ascii="Times New Roman" w:hAnsi="Times New Roman" w:cs="Times New Roman"/>
+          <w:sz w:val="24"/>
+          <w:szCs w:val="24"/>
+        </w:rPr>
+      </w:pPr>
+      <w:r>
+        <w:rPr>
+          <w:rFonts w:ascii="Times New Roman" w:hAnsi="Times New Roman" w:cs="Times New Roman"/>
+          <w:sz w:val="24"/>
+          <w:szCs w:val="24"/>
+        </w:rPr>
+        <w:t xml:space="preserve">The </w:t>
+      </w:r>
+      <w:r>
+        <w:rPr>
+          <w:rFonts w:ascii="Times New Roman" w:hAnsi="Times New Roman" w:cs="Times New Roman"/>
           <w:b/>
           <w:bCs/>
-        </w:rPr>
-        <w:t xml:space="preserve">48,895 listings </w:t>
-      </w:r>
-      <w:r>
-        <w:t xml:space="preserve">and 16 columns. The supplied prediction export contains </w:t>
-      </w:r>
-      <w:r>
-        <w:rPr>
+          <w:sz w:val="24"/>
+          <w:szCs w:val="24"/>
+        </w:rPr>
+        <w:t>Airbnb Dynamic Pricing Recommendation Engine</w:t>
+      </w:r>
+      <w:r>
+        <w:rPr>
+          <w:rFonts w:ascii="Times New Roman" w:hAnsi="Times New Roman" w:cs="Times New Roman"/>
+          <w:sz w:val="24"/>
+          <w:szCs w:val="24"/>
+        </w:rPr>
+        <w:t xml:space="preserve"> is a data science project designed to estimate the nightly prices of Airbnb listings based on their location, property type, and listing characteristics. The project uses Python, Pandas, Scikit-learn, and </w:t>
+      </w:r>
+      <w:proofErr w:type="spellStart"/>
+      <w:r>
+        <w:rPr>
+          <w:rFonts w:ascii="Times New Roman" w:hAnsi="Times New Roman" w:cs="Times New Roman"/>
+          <w:sz w:val="24"/>
+          <w:szCs w:val="24"/>
+        </w:rPr>
+        <w:t>Streamlit</w:t>
+      </w:r>
+      <w:proofErr w:type="spellEnd"/>
+      <w:r>
+        <w:rPr>
+          <w:rFonts w:ascii="Times New Roman" w:hAnsi="Times New Roman" w:cs="Times New Roman"/>
+          <w:sz w:val="24"/>
+          <w:szCs w:val="24"/>
+        </w:rPr>
+        <w:t xml:space="preserve"> to </w:t>
+      </w:r>
+      <w:proofErr w:type="spellStart"/>
+      <w:r>
+        <w:rPr>
+          <w:rFonts w:ascii="Times New Roman" w:hAnsi="Times New Roman" w:cs="Times New Roman"/>
+          <w:sz w:val="24"/>
+          <w:szCs w:val="24"/>
+        </w:rPr>
+        <w:t>analyze</w:t>
+      </w:r>
+      <w:proofErr w:type="spellEnd"/>
+      <w:r>
+        <w:rPr>
+          <w:rFonts w:ascii="Times New Roman" w:hAnsi="Times New Roman" w:cs="Times New Roman"/>
+          <w:sz w:val="24"/>
+          <w:szCs w:val="24"/>
+        </w:rPr>
+        <w:t xml:space="preserve"> historical Airbnb data and develop a machine-learning-based price prediction system.</w:t>
+      </w:r>
+    </w:p>
+    <w:p>
+      <w:pPr>
+        <w:spacing w:after="0"/>
+        <w:jc w:val="both"/>
+        <w:rPr>
+          <w:rFonts w:ascii="Times New Roman" w:hAnsi="Times New Roman" w:cs="Times New Roman"/>
+          <w:sz w:val="24"/>
+          <w:szCs w:val="24"/>
+        </w:rPr>
+      </w:pPr>
+      <w:r>
+        <w:rPr>
+          <w:rFonts w:ascii="Times New Roman" w:hAnsi="Times New Roman" w:cs="Times New Roman"/>
+          <w:sz w:val="24"/>
+          <w:szCs w:val="24"/>
+        </w:rPr>
+        <w:t>The model considers factors such as latitude, longitude, neighbourhood, room type, minimum nights, number of reviews, reviews per month, host listing count, and annual availability to generate an estimated nightly price.</w:t>
+      </w:r>
+    </w:p>
+    <w:p>
+      <w:pPr>
+        <w:spacing w:after="0"/>
+        <w:jc w:val="both"/>
+        <w:rPr>
+          <w:rFonts w:ascii="Times New Roman" w:hAnsi="Times New Roman" w:cs="Times New Roman"/>
+          <w:sz w:val="24"/>
+          <w:szCs w:val="24"/>
+        </w:rPr>
+      </w:pPr>
+      <w:r>
+        <w:rPr>
+          <w:rFonts w:ascii="Times New Roman" w:hAnsi="Times New Roman" w:cs="Times New Roman"/>
+          <w:sz w:val="24"/>
+          <w:szCs w:val="24"/>
+        </w:rPr>
+        <w:t>The project also includes data exploration, model evaluation, and an interactive user interface that allows users to enter listing details and receive price recommendations. The main objective is to support data-driven pricing decisions and help Airbnb hosts better understand the factors influencing listing prices.</w:t>
+      </w:r>
+    </w:p>
+    <w:p>
+      <w:pPr>
+        <w:spacing w:after="0"/>
+        <w:jc w:val="both"/>
+        <w:rPr>
+          <w:rFonts w:ascii="Times New Roman" w:hAnsi="Times New Roman" w:cs="Times New Roman"/>
+          <w:sz w:val="24"/>
+          <w:szCs w:val="24"/>
+        </w:rPr>
+      </w:pPr>
+      <w:r>
+        <w:rPr>
+          <w:rFonts w:ascii="Times New Roman" w:hAnsi="Times New Roman" w:cs="Times New Roman"/>
+          <w:sz w:val="24"/>
+          <w:szCs w:val="24"/>
+        </w:rPr>
+        <w:t>The predicted prices are estimates based on historical data and should be used as guidance rather than guaranteed market prices.</w:t>
+      </w:r>
+    </w:p>
+    <w:p>
+      <w:pPr>
+        <w:spacing w:after="0"/>
+        <w:jc w:val="both"/>
+        <w:rPr>
+          <w:rFonts w:ascii="Times New Roman" w:hAnsi="Times New Roman" w:cs="Times New Roman"/>
           <w:b/>
           <w:bCs/>
-        </w:rPr>
-        <w:t>9,777 rows</w:t>
-      </w:r>
-      <w:r>
-        <w:t>. Median</w:t>
-      </w:r>
-      <w:r>
-        <w:t xml:space="preserve"> </w:t>
-      </w:r>
-      <w:r>
-        <w:t xml:space="preserve">listing price is </w:t>
-      </w:r>
-      <w:r>
-        <w:rPr>
+          <w:sz w:val="24"/>
+          <w:szCs w:val="24"/>
+        </w:rPr>
+      </w:pPr>
+    </w:p>
+    <w:p>
+      <w:pPr>
+        <w:spacing w:after="0"/>
+        <w:jc w:val="both"/>
+        <w:rPr>
+          <w:rFonts w:ascii="Times New Roman" w:hAnsi="Times New Roman" w:cs="Times New Roman"/>
           <w:b/>
           <w:bCs/>
-        </w:rPr>
-        <w:t>$106</w:t>
-      </w:r>
-      <w:r>
-        <w:t xml:space="preserve">, while the mean is </w:t>
-      </w:r>
-      <w:r>
-        <w:rPr>
+          <w:sz w:val="24"/>
+          <w:szCs w:val="24"/>
+        </w:rPr>
+      </w:pPr>
+      <w:r>
+        <w:rPr>
+          <w:rFonts w:ascii="Times New Roman" w:hAnsi="Times New Roman" w:cs="Times New Roman"/>
           <w:b/>
           <w:bCs/>
-        </w:rPr>
-        <w:t>$152.72</w:t>
-      </w:r>
-      <w:r>
-        <w:t>. Manhattan has the highest average price among boroughs/groups; the Bronx</w:t>
-      </w:r>
-      <w:r>
-        <w:t xml:space="preserve"> </w:t>
-      </w:r>
-      <w:r>
-        <w:t>has the lowest. Entire homes/apartments have a higher median price than private or shared rooms.</w:t>
-      </w:r>
-    </w:p>
-    <w:p>
-      <w:pPr>
-        <w:jc w:val="both"/>
-        <w:rPr>
+          <w:sz w:val="24"/>
+          <w:szCs w:val="24"/>
+        </w:rPr>
+        <w:t>Abstract</w:t>
+      </w:r>
+    </w:p>
+    <w:p>
+      <w:pPr>
+        <w:spacing w:after="0"/>
+        <w:jc w:val="both"/>
+        <w:rPr>
+          <w:rFonts w:ascii="Times New Roman" w:hAnsi="Times New Roman" w:cs="Times New Roman"/>
+          <w:sz w:val="24"/>
+          <w:szCs w:val="24"/>
+        </w:rPr>
+      </w:pPr>
+      <w:r>
+        <w:rPr>
+          <w:rFonts w:ascii="Times New Roman" w:hAnsi="Times New Roman" w:cs="Times New Roman"/>
+          <w:sz w:val="24"/>
+          <w:szCs w:val="24"/>
+        </w:rPr>
+        <w:t xml:space="preserve">The </w:t>
+      </w:r>
+      <w:r>
+        <w:rPr>
+          <w:rFonts w:ascii="Times New Roman" w:hAnsi="Times New Roman" w:cs="Times New Roman"/>
           <w:b/>
           <w:bCs/>
-        </w:rPr>
-      </w:pPr>
-      <w:r>
-        <w:rPr>
+          <w:sz w:val="24"/>
+          <w:szCs w:val="24"/>
+        </w:rPr>
+        <w:t>Airbnb Dynamic Pricing Recommendation Engine</w:t>
+      </w:r>
+      <w:r>
+        <w:rPr>
+          <w:rFonts w:ascii="Times New Roman" w:hAnsi="Times New Roman" w:cs="Times New Roman"/>
+          <w:sz w:val="24"/>
+          <w:szCs w:val="24"/>
+        </w:rPr>
+        <w:t xml:space="preserve"> is a machine learning project that predicts the estimated nightly prices of Airbnb listings using historical listing data. The project aims to support data-driven pricing decisions by </w:t>
+      </w:r>
+      <w:proofErr w:type="spellStart"/>
+      <w:r>
+        <w:rPr>
+          <w:rFonts w:ascii="Times New Roman" w:hAnsi="Times New Roman" w:cs="Times New Roman"/>
+          <w:sz w:val="24"/>
+          <w:szCs w:val="24"/>
+        </w:rPr>
+        <w:t>analyzing</w:t>
+      </w:r>
+      <w:proofErr w:type="spellEnd"/>
+      <w:r>
+        <w:rPr>
+          <w:rFonts w:ascii="Times New Roman" w:hAnsi="Times New Roman" w:cs="Times New Roman"/>
+          <w:sz w:val="24"/>
+          <w:szCs w:val="24"/>
+        </w:rPr>
+        <w:t xml:space="preserve"> factors such as location, room type, minimum nights, customer reviews, host listing count, and property availability.</w:t>
+      </w:r>
+    </w:p>
+    <w:p>
+      <w:pPr>
+        <w:spacing w:after="0"/>
+        <w:jc w:val="both"/>
+        <w:rPr>
+          <w:rFonts w:ascii="Times New Roman" w:hAnsi="Times New Roman" w:cs="Times New Roman"/>
+          <w:sz w:val="24"/>
+          <w:szCs w:val="24"/>
+        </w:rPr>
+      </w:pPr>
+      <w:r>
+        <w:rPr>
+          <w:rFonts w:ascii="Times New Roman" w:hAnsi="Times New Roman" w:cs="Times New Roman"/>
+          <w:sz w:val="24"/>
+          <w:szCs w:val="24"/>
+        </w:rPr>
+        <w:t xml:space="preserve">The system uses Python, Pandas, and Scikit-learn for data preprocessing, analysis, and price prediction. A trained regression model is integrated into an interactive </w:t>
+      </w:r>
+      <w:proofErr w:type="spellStart"/>
+      <w:r>
+        <w:rPr>
+          <w:rFonts w:ascii="Times New Roman" w:hAnsi="Times New Roman" w:cs="Times New Roman"/>
+          <w:sz w:val="24"/>
+          <w:szCs w:val="24"/>
+        </w:rPr>
+        <w:t>Streamlit</w:t>
+      </w:r>
+      <w:proofErr w:type="spellEnd"/>
+      <w:r>
+        <w:rPr>
+          <w:rFonts w:ascii="Times New Roman" w:hAnsi="Times New Roman" w:cs="Times New Roman"/>
+          <w:sz w:val="24"/>
+          <w:szCs w:val="24"/>
+        </w:rPr>
+        <w:t xml:space="preserve"> application, allowing users to enter listing details and receive an estimated nightly price. The project also includes exploratory data analysis, model evaluation, and data visualization to understand pricing patterns across different neighbourhoods and room types.</w:t>
+      </w:r>
+    </w:p>
+    <w:p>
+      <w:pPr>
+        <w:spacing w:after="0"/>
+        <w:jc w:val="both"/>
+        <w:rPr>
+          <w:rFonts w:ascii="Times New Roman" w:hAnsi="Times New Roman" w:cs="Times New Roman"/>
+          <w:sz w:val="24"/>
+          <w:szCs w:val="24"/>
+        </w:rPr>
+      </w:pPr>
+      <w:r>
+        <w:rPr>
+          <w:rFonts w:ascii="Times New Roman" w:hAnsi="Times New Roman" w:cs="Times New Roman"/>
+          <w:sz w:val="24"/>
+          <w:szCs w:val="24"/>
+        </w:rPr>
+        <w:t>This project demonstrates the practical application of data analytics and machine learning in the hospitality industry. The resulting price recommendations can help hosts make informed pricing decisions, although the estimates depend on the historical data and model performance.</w:t>
+      </w:r>
+    </w:p>
+    <w:p>
+      <w:pPr>
+        <w:spacing w:after="0"/>
+        <w:jc w:val="both"/>
+        <w:rPr>
+          <w:rFonts w:ascii="Times New Roman" w:hAnsi="Times New Roman" w:cs="Times New Roman"/>
           <w:b/>
           <w:bCs/>
-        </w:rPr>
-        <w:t>2. Source files and project components</w:t>
-      </w:r>
-    </w:p>
-    <w:tbl>
-      <w:tblPr>
-        <w:tblStyle w:val="TableGrid"/>
-        <w:tblW w:w="0" w:type="auto"/>
-        <w:tblLook w:val="04A0" w:firstRow="1" w:lastRow="0" w:firstColumn="1" w:lastColumn="0" w:noHBand="0" w:noVBand="1"/>
-      </w:tblPr>
-      <w:tblGrid>
-        <w:gridCol w:w="3017"/>
-        <w:gridCol w:w="2998"/>
-        <w:gridCol w:w="3001"/>
-      </w:tblGrid>
-      <w:tr>
-        <w:tc>
-          <w:tcPr>
-            <w:tcW w:w="3005" w:type="dxa"/>
-          </w:tcPr>
-          <w:p>
-            <w:pPr>
-              <w:jc w:val="center"/>
-              <w:rPr>
-                <w:b/>
-                <w:bCs/>
-              </w:rPr>
-            </w:pPr>
-            <w:r>
-              <w:rPr>
-                <w:b/>
-                <w:bCs/>
-              </w:rPr>
-              <w:t>Artifact</w:t>
-            </w:r>
-          </w:p>
-        </w:tc>
-        <w:tc>
-          <w:tcPr>
-            <w:tcW w:w="3005" w:type="dxa"/>
-          </w:tcPr>
-          <w:p>
-            <w:pPr>
-              <w:jc w:val="center"/>
-              <w:rPr>
-                <w:b/>
-                <w:bCs/>
-              </w:rPr>
-            </w:pPr>
-            <w:r>
-              <w:rPr>
-                <w:b/>
-                <w:bCs/>
-              </w:rPr>
-              <w:t>Observed contents</w:t>
-            </w:r>
-          </w:p>
-        </w:tc>
-        <w:tc>
-          <w:tcPr>
-            <w:tcW w:w="3006" w:type="dxa"/>
-          </w:tcPr>
-          <w:p>
-            <w:pPr>
-              <w:jc w:val="center"/>
-              <w:rPr>
-                <w:b/>
-                <w:bCs/>
-              </w:rPr>
-            </w:pPr>
-            <w:r>
-              <w:rPr>
-                <w:b/>
-                <w:bCs/>
-              </w:rPr>
-              <w:t>Role in project</w:t>
-            </w:r>
-          </w:p>
-        </w:tc>
-      </w:tr>
-      <w:tr>
-        <w:tc>
-          <w:tcPr>
-            <w:tcW w:w="3005" w:type="dxa"/>
-          </w:tcPr>
-          <w:p>
-            <w:pPr>
-              <w:jc w:val="both"/>
-              <w:rPr>
-                <w:b/>
-                <w:bCs/>
-              </w:rPr>
-            </w:pPr>
-            <w:r>
-              <w:t>airbnb_cleaned.csv</w:t>
-            </w:r>
-          </w:p>
-        </w:tc>
-        <w:tc>
-          <w:tcPr>
-            <w:tcW w:w="3005" w:type="dxa"/>
-          </w:tcPr>
-          <w:p>
-            <w:pPr>
-              <w:jc w:val="both"/>
-              <w:rPr>
-                <w:b/>
-                <w:bCs/>
-              </w:rPr>
-            </w:pPr>
-            <w:r>
-              <w:t xml:space="preserve">48,895 rows × 16 columns </w:t>
-            </w:r>
-          </w:p>
-        </w:tc>
-        <w:tc>
-          <w:tcPr>
-            <w:tcW w:w="3006" w:type="dxa"/>
-          </w:tcPr>
-          <w:p>
-            <w:pPr>
-              <w:jc w:val="both"/>
-              <w:rPr>
-                <w:b/>
-                <w:bCs/>
-              </w:rPr>
-            </w:pPr>
-            <w:r>
-              <w:t>Listing-level descriptive analysis</w:t>
-            </w:r>
-          </w:p>
-        </w:tc>
-      </w:tr>
-      <w:tr>
-        <w:tc>
-          <w:tcPr>
-            <w:tcW w:w="3005" w:type="dxa"/>
-          </w:tcPr>
-          <w:p>
-            <w:pPr>
-              <w:jc w:val="both"/>
-              <w:rPr>
-                <w:b/>
-                <w:bCs/>
-              </w:rPr>
-            </w:pPr>
-            <w:r>
-              <w:t>airbnb_tableau_predictions.csv</w:t>
-            </w:r>
-          </w:p>
-        </w:tc>
-        <w:tc>
-          <w:tcPr>
-            <w:tcW w:w="3005" w:type="dxa"/>
-          </w:tcPr>
-          <w:p>
-            <w:pPr>
-              <w:jc w:val="both"/>
-              <w:rPr>
-                <w:b/>
-                <w:bCs/>
-              </w:rPr>
-            </w:pPr>
-            <w:r>
-              <w:t xml:space="preserve">9,777 rows × 13 columns </w:t>
-            </w:r>
-          </w:p>
-        </w:tc>
-        <w:tc>
-          <w:tcPr>
-            <w:tcW w:w="3006" w:type="dxa"/>
-          </w:tcPr>
-          <w:p>
-            <w:pPr>
-              <w:jc w:val="both"/>
-              <w:rPr>
-                <w:b/>
-                <w:bCs/>
-              </w:rPr>
-            </w:pPr>
-            <w:r>
-              <w:t>Actual/predicted price comparison and error analysis</w:t>
-            </w:r>
-          </w:p>
-        </w:tc>
-      </w:tr>
-      <w:tr>
-        <w:tc>
-          <w:tcPr>
-            <w:tcW w:w="3005" w:type="dxa"/>
-          </w:tcPr>
-          <w:p>
-            <w:pPr>
-              <w:jc w:val="both"/>
-              <w:rPr>
-                <w:b/>
-                <w:bCs/>
-              </w:rPr>
-            </w:pPr>
-            <w:r>
-              <w:t>airbnb-analysis-visualization-and-prediction.ipynb</w:t>
-            </w:r>
-          </w:p>
-        </w:tc>
-        <w:tc>
-          <w:tcPr>
-            <w:tcW w:w="3005" w:type="dxa"/>
-          </w:tcPr>
-          <w:p>
-            <w:pPr>
-              <w:jc w:val="both"/>
-            </w:pPr>
-            <w:r>
-              <w:t>Data cleaning, exploratory analysis, plots, encoding, and regression experiments</w:t>
-            </w:r>
-          </w:p>
-        </w:tc>
-        <w:tc>
-          <w:tcPr>
-            <w:tcW w:w="3006" w:type="dxa"/>
-          </w:tcPr>
-          <w:p>
-            <w:pPr>
-              <w:jc w:val="both"/>
-            </w:pPr>
-            <w:r>
-              <w:t>Python workflow; requires the corrections described in Section 6.</w:t>
-            </w:r>
-          </w:p>
-        </w:tc>
-      </w:tr>
-      <w:tr>
-        <w:tc>
-          <w:tcPr>
-            <w:tcW w:w="3005" w:type="dxa"/>
-          </w:tcPr>
-          <w:p>
-            <w:pPr>
-              <w:jc w:val="both"/>
-              <w:rPr>
-                <w:b/>
-                <w:bCs/>
-              </w:rPr>
-            </w:pPr>
-            <w:r>
-              <w:t>AIRBNB.twbx</w:t>
-            </w:r>
-          </w:p>
-        </w:tc>
-        <w:tc>
-          <w:tcPr>
-            <w:tcW w:w="3005" w:type="dxa"/>
-          </w:tcPr>
-          <w:p>
-            <w:pPr>
-              <w:jc w:val="both"/>
-              <w:rPr>
-                <w:b/>
-                <w:bCs/>
-              </w:rPr>
-            </w:pPr>
-            <w:r>
-              <w:t>Tableau workbook with 6 worksheets and Dashboar</w:t>
-            </w:r>
-            <w:r>
-              <w:t>d</w:t>
-            </w:r>
-          </w:p>
-        </w:tc>
-        <w:tc>
-          <w:tcPr>
-            <w:tcW w:w="3006" w:type="dxa"/>
-          </w:tcPr>
-          <w:p>
-            <w:pPr>
-              <w:jc w:val="both"/>
-              <w:rPr>
-                <w:b/>
-                <w:bCs/>
-              </w:rPr>
-            </w:pPr>
-            <w:r>
-              <w:t>Price</w:t>
-            </w:r>
-            <w:r>
-              <w:t xml:space="preserve"> exploration views</w:t>
-            </w:r>
-          </w:p>
-        </w:tc>
-      </w:tr>
-    </w:tbl>
-    <w:p>
-      <w:pPr>
-        <w:jc w:val="both"/>
-      </w:pPr>
-      <w:r>
-        <w:t>The notebook references the Kaggle New York City Airbnb Open Data file AB_NYC_2019.csv. The dataset columns and</w:t>
-      </w:r>
-      <w:r>
-        <w:t xml:space="preserve"> </w:t>
-      </w:r>
-      <w:r>
-        <w:t>2019-style review fields are consistent with that source, but the CSV files supplied here do not independently document the</w:t>
-      </w:r>
-      <w:r>
-        <w:t xml:space="preserve"> </w:t>
-      </w:r>
-      <w:r>
-        <w:t>snapshot provenance or licensing. Cite the dataset/source in the final portfolio README.</w:t>
-      </w:r>
-    </w:p>
-    <w:p>
-      <w:pPr>
-        <w:jc w:val="both"/>
-        <w:rPr>
+          <w:sz w:val="24"/>
+          <w:szCs w:val="24"/>
+        </w:rPr>
+      </w:pPr>
+    </w:p>
+    <w:p>
+      <w:pPr>
+        <w:spacing w:after="0"/>
+        <w:jc w:val="both"/>
+        <w:rPr>
+          <w:rFonts w:ascii="Times New Roman" w:hAnsi="Times New Roman" w:cs="Times New Roman"/>
           <w:b/>
           <w:bCs/>
-        </w:rPr>
-      </w:pPr>
-      <w:r>
-        <w:rPr>
+          <w:sz w:val="24"/>
+          <w:szCs w:val="24"/>
+        </w:rPr>
+      </w:pPr>
+      <w:r>
+        <w:rPr>
+          <w:rFonts w:ascii="Times New Roman" w:hAnsi="Times New Roman" w:cs="Times New Roman"/>
           <w:b/>
           <w:bCs/>
-        </w:rPr>
-        <w:t>3. Data profile and quality checks</w:t>
-      </w:r>
-    </w:p>
-    <w:p>
-      <w:pPr>
-        <w:jc w:val="both"/>
-      </w:pPr>
-      <w:r>
-        <w:t>The cleaned CSV has 5 borough/group categories, 221 neighbourhood labels, and 3 room types. It contains</w:t>
-      </w:r>
-      <w:r>
-        <w:t xml:space="preserve"> </w:t>
-      </w:r>
-      <w:r>
-        <w:t>10,052</w:t>
-      </w:r>
-      <w:r>
-        <w:t xml:space="preserve"> </w:t>
-      </w:r>
-      <w:r>
-        <w:t>missing</w:t>
-      </w:r>
-      <w:r>
-        <w:t xml:space="preserve"> </w:t>
-      </w:r>
-      <w:r>
-        <w:t>values in reviews_per_month, 16 missing listing names, and 21 missing host names.</w:t>
-      </w:r>
-      <w:r>
-        <w:t xml:space="preserve"> </w:t>
-      </w:r>
-      <w:r>
-        <w:t>Missing review fields may indicate listings</w:t>
-      </w:r>
-      <w:r>
-        <w:t xml:space="preserve"> </w:t>
-      </w:r>
-      <w:r>
-        <w:t>without recorded review activity; they should be handled deliberately rather than silently removed.</w:t>
-      </w:r>
-      <w:r>
-        <w:t xml:space="preserve"> </w:t>
-      </w:r>
-      <w:r>
-        <w:t>Price checks found 11 zero-price records and 239 listings above $1,000. The maximum price is $10,000, and the 99</w:t>
-      </w:r>
-      <w:r>
-        <w:rPr>
-          <w:vertAlign w:val="superscript"/>
-        </w:rPr>
-        <w:t>th</w:t>
-      </w:r>
-      <w:r>
-        <w:t xml:space="preserve"> </w:t>
-      </w:r>
-      <w:r>
-        <w:t>percentile is $799. Inspect these</w:t>
-      </w:r>
-      <w:r>
-        <w:t xml:space="preserve"> </w:t>
-      </w:r>
-      <w:r>
-        <w:t>cases for data errors or legitimate premium listings before fitting a model.</w:t>
-      </w:r>
-    </w:p>
-    <w:p>
-      <w:pPr>
-        <w:jc w:val="both"/>
-      </w:pPr>
-      <w:r>
-        <w:t>Data-preparation recommendations</w:t>
-      </w:r>
-    </w:p>
-    <w:p>
-      <w:pPr>
+          <w:sz w:val="24"/>
+          <w:szCs w:val="24"/>
+        </w:rPr>
+        <w:t>Tools and Technologies Used</w:t>
+      </w:r>
+    </w:p>
+    <w:p>
+      <w:pPr>
+        <w:numPr>
+          <w:ilvl w:val="0"/>
+          <w:numId w:val="1"/>
+        </w:numPr>
         <w:spacing w:after="0"/>
         <w:jc w:val="both"/>
-      </w:pPr>
-      <w:r>
-        <w:t>• Keep listing ID for record tracking, but exclude identifiers and free-text fields from modelling unless intentionally</w:t>
-      </w:r>
-      <w:r>
-        <w:t xml:space="preserve"> </w:t>
-      </w:r>
-      <w:r>
-        <w:t>engineered.</w:t>
-      </w:r>
-    </w:p>
-    <w:p>
-      <w:pPr>
-        <w:jc w:val="both"/>
-      </w:pPr>
-      <w:r>
-        <w:t>• Define a documented rule for zero and extreme prices; report how many rows are affected.</w:t>
-      </w:r>
-      <w:r>
-        <w:br/>
-        <w:t>• Impute or retain missing review fields according to their meaning, and document each step.</w:t>
-      </w:r>
-      <w:r>
-        <w:br/>
-        <w:t>• Preserve a reproducible train/test split and fit all preprocessing only on training data.</w:t>
-      </w:r>
-      <w:r>
-        <w:br/>
-      </w:r>
-      <w:r>
-        <w:lastRenderedPageBreak/>
-        <w:t>• Confirm currency and snapshot date before describing price values as USD/night in public-facing materials</w:t>
-      </w:r>
-    </w:p>
-    <w:p>
-      <w:pPr>
-        <w:jc w:val="both"/>
-        <w:rPr>
+        <w:rPr>
+          <w:rFonts w:ascii="Times New Roman" w:hAnsi="Times New Roman" w:cs="Times New Roman"/>
+          <w:sz w:val="24"/>
+          <w:szCs w:val="24"/>
+        </w:rPr>
+      </w:pPr>
+      <w:r>
+        <w:rPr>
+          <w:rFonts w:ascii="Times New Roman" w:hAnsi="Times New Roman" w:cs="Times New Roman"/>
+          <w:sz w:val="24"/>
+          <w:szCs w:val="24"/>
+        </w:rPr>
+        <w:t>Python: Programming and model implementation.</w:t>
+      </w:r>
+    </w:p>
+    <w:p>
+      <w:pPr>
+        <w:numPr>
+          <w:ilvl w:val="0"/>
+          <w:numId w:val="1"/>
+        </w:numPr>
+        <w:spacing w:after="0"/>
+        <w:jc w:val="both"/>
+        <w:rPr>
+          <w:rFonts w:ascii="Times New Roman" w:hAnsi="Times New Roman" w:cs="Times New Roman"/>
+          <w:sz w:val="24"/>
+          <w:szCs w:val="24"/>
+        </w:rPr>
+      </w:pPr>
+      <w:r>
+        <w:rPr>
+          <w:rFonts w:ascii="Times New Roman" w:hAnsi="Times New Roman" w:cs="Times New Roman"/>
+          <w:sz w:val="24"/>
+          <w:szCs w:val="24"/>
+        </w:rPr>
+        <w:t>Pandas: Data cleaning and manipulation.</w:t>
+      </w:r>
+    </w:p>
+    <w:p>
+      <w:pPr>
+        <w:numPr>
+          <w:ilvl w:val="0"/>
+          <w:numId w:val="1"/>
+        </w:numPr>
+        <w:spacing w:after="0"/>
+        <w:jc w:val="both"/>
+        <w:rPr>
+          <w:rFonts w:ascii="Times New Roman" w:hAnsi="Times New Roman" w:cs="Times New Roman"/>
+          <w:sz w:val="24"/>
+          <w:szCs w:val="24"/>
+        </w:rPr>
+      </w:pPr>
+      <w:r>
+        <w:rPr>
+          <w:rFonts w:ascii="Times New Roman" w:hAnsi="Times New Roman" w:cs="Times New Roman"/>
+          <w:sz w:val="24"/>
+          <w:szCs w:val="24"/>
+        </w:rPr>
+        <w:t>NumPy: Numerical computations.</w:t>
+      </w:r>
+    </w:p>
+    <w:p>
+      <w:pPr>
+        <w:numPr>
+          <w:ilvl w:val="0"/>
+          <w:numId w:val="1"/>
+        </w:numPr>
+        <w:spacing w:after="0"/>
+        <w:jc w:val="both"/>
+        <w:rPr>
+          <w:rFonts w:ascii="Times New Roman" w:hAnsi="Times New Roman" w:cs="Times New Roman"/>
+          <w:sz w:val="24"/>
+          <w:szCs w:val="24"/>
+        </w:rPr>
+      </w:pPr>
+      <w:r>
+        <w:rPr>
+          <w:rFonts w:ascii="Times New Roman" w:hAnsi="Times New Roman" w:cs="Times New Roman"/>
+          <w:sz w:val="24"/>
+          <w:szCs w:val="24"/>
+        </w:rPr>
+        <w:t>Scikit-learn: Machine learning and price prediction.</w:t>
+      </w:r>
+    </w:p>
+    <w:p>
+      <w:pPr>
+        <w:numPr>
+          <w:ilvl w:val="0"/>
+          <w:numId w:val="1"/>
+        </w:numPr>
+        <w:spacing w:after="0"/>
+        <w:jc w:val="both"/>
+        <w:rPr>
+          <w:rFonts w:ascii="Times New Roman" w:hAnsi="Times New Roman" w:cs="Times New Roman"/>
+          <w:sz w:val="24"/>
+          <w:szCs w:val="24"/>
+        </w:rPr>
+      </w:pPr>
+      <w:proofErr w:type="spellStart"/>
+      <w:r>
+        <w:rPr>
+          <w:rFonts w:ascii="Times New Roman" w:hAnsi="Times New Roman" w:cs="Times New Roman"/>
+          <w:sz w:val="24"/>
+          <w:szCs w:val="24"/>
+        </w:rPr>
+        <w:t>Joblib</w:t>
+      </w:r>
+      <w:proofErr w:type="spellEnd"/>
+      <w:r>
+        <w:rPr>
+          <w:rFonts w:ascii="Times New Roman" w:hAnsi="Times New Roman" w:cs="Times New Roman"/>
+          <w:sz w:val="24"/>
+          <w:szCs w:val="24"/>
+        </w:rPr>
+        <w:t>: Saving and loading the trained model.</w:t>
+      </w:r>
+    </w:p>
+    <w:p>
+      <w:pPr>
+        <w:numPr>
+          <w:ilvl w:val="0"/>
+          <w:numId w:val="1"/>
+        </w:numPr>
+        <w:spacing w:after="0"/>
+        <w:jc w:val="both"/>
+        <w:rPr>
+          <w:rFonts w:ascii="Times New Roman" w:hAnsi="Times New Roman" w:cs="Times New Roman"/>
+          <w:sz w:val="24"/>
+          <w:szCs w:val="24"/>
+        </w:rPr>
+      </w:pPr>
+      <w:proofErr w:type="spellStart"/>
+      <w:r>
+        <w:rPr>
+          <w:rFonts w:ascii="Times New Roman" w:hAnsi="Times New Roman" w:cs="Times New Roman"/>
+          <w:sz w:val="24"/>
+          <w:szCs w:val="24"/>
+        </w:rPr>
+        <w:t>Streamlit</w:t>
+      </w:r>
+      <w:proofErr w:type="spellEnd"/>
+      <w:r>
+        <w:rPr>
+          <w:rFonts w:ascii="Times New Roman" w:hAnsi="Times New Roman" w:cs="Times New Roman"/>
+          <w:sz w:val="24"/>
+          <w:szCs w:val="24"/>
+        </w:rPr>
+        <w:t>: Building the interactive web application.</w:t>
+      </w:r>
+    </w:p>
+    <w:p>
+      <w:pPr>
+        <w:numPr>
+          <w:ilvl w:val="0"/>
+          <w:numId w:val="1"/>
+        </w:numPr>
+        <w:spacing w:after="0"/>
+        <w:jc w:val="both"/>
+        <w:rPr>
+          <w:rFonts w:ascii="Times New Roman" w:hAnsi="Times New Roman" w:cs="Times New Roman"/>
+          <w:sz w:val="24"/>
+          <w:szCs w:val="24"/>
+        </w:rPr>
+      </w:pPr>
+      <w:r>
+        <w:rPr>
+          <w:rFonts w:ascii="Times New Roman" w:hAnsi="Times New Roman" w:cs="Times New Roman"/>
+          <w:sz w:val="24"/>
+          <w:szCs w:val="24"/>
+        </w:rPr>
+        <w:t>Matplotlib and Seaborn: Data visualization and exploratory data analysis.</w:t>
+      </w:r>
+    </w:p>
+    <w:p>
+      <w:pPr>
+        <w:numPr>
+          <w:ilvl w:val="0"/>
+          <w:numId w:val="1"/>
+        </w:numPr>
+        <w:spacing w:after="0"/>
+        <w:jc w:val="both"/>
+        <w:rPr>
+          <w:rFonts w:ascii="Times New Roman" w:hAnsi="Times New Roman" w:cs="Times New Roman"/>
+          <w:sz w:val="24"/>
+          <w:szCs w:val="24"/>
+        </w:rPr>
+      </w:pPr>
+      <w:r>
+        <w:rPr>
+          <w:rFonts w:ascii="Times New Roman" w:hAnsi="Times New Roman" w:cs="Times New Roman"/>
+          <w:sz w:val="24"/>
+          <w:szCs w:val="24"/>
+        </w:rPr>
+        <w:t xml:space="preserve">Jupyter Notebook / Google </w:t>
+      </w:r>
+      <w:proofErr w:type="spellStart"/>
+      <w:r>
+        <w:rPr>
+          <w:rFonts w:ascii="Times New Roman" w:hAnsi="Times New Roman" w:cs="Times New Roman"/>
+          <w:sz w:val="24"/>
+          <w:szCs w:val="24"/>
+        </w:rPr>
+        <w:t>Colab</w:t>
+      </w:r>
+      <w:proofErr w:type="spellEnd"/>
+      <w:r>
+        <w:rPr>
+          <w:rFonts w:ascii="Times New Roman" w:hAnsi="Times New Roman" w:cs="Times New Roman"/>
+          <w:sz w:val="24"/>
+          <w:szCs w:val="24"/>
+        </w:rPr>
+        <w:t>: Data analysis, experimentation, and model development.</w:t>
+      </w:r>
+    </w:p>
+    <w:p>
+      <w:pPr>
+        <w:numPr>
+          <w:ilvl w:val="0"/>
+          <w:numId w:val="1"/>
+        </w:numPr>
+        <w:spacing w:after="0"/>
+        <w:jc w:val="both"/>
+        <w:rPr>
+          <w:rFonts w:ascii="Times New Roman" w:hAnsi="Times New Roman" w:cs="Times New Roman"/>
+          <w:sz w:val="24"/>
+          <w:szCs w:val="24"/>
+        </w:rPr>
+      </w:pPr>
+      <w:r>
+        <w:rPr>
+          <w:rFonts w:ascii="Times New Roman" w:hAnsi="Times New Roman" w:cs="Times New Roman"/>
+          <w:sz w:val="24"/>
+          <w:szCs w:val="24"/>
+        </w:rPr>
+        <w:t>CSV: Storing the cleaned Airbnb dataset.</w:t>
+      </w:r>
+    </w:p>
+    <w:p>
+      <w:pPr>
+        <w:numPr>
+          <w:ilvl w:val="0"/>
+          <w:numId w:val="1"/>
+        </w:numPr>
+        <w:spacing w:after="0"/>
+        <w:jc w:val="both"/>
+        <w:rPr>
+          <w:rFonts w:ascii="Times New Roman" w:hAnsi="Times New Roman" w:cs="Times New Roman"/>
+          <w:sz w:val="24"/>
+          <w:szCs w:val="24"/>
+        </w:rPr>
+      </w:pPr>
+      <w:r>
+        <w:rPr>
+          <w:rFonts w:ascii="Times New Roman" w:hAnsi="Times New Roman" w:cs="Times New Roman"/>
+          <w:sz w:val="24"/>
+          <w:szCs w:val="24"/>
+        </w:rPr>
+        <w:t>Visual Studio Code: Writing and running the application code.</w:t>
+      </w:r>
+    </w:p>
+    <w:p>
+      <w:pPr>
+        <w:spacing w:before="100" w:beforeAutospacing="1" w:after="0" w:line="240" w:lineRule="auto"/>
+        <w:jc w:val="both"/>
+        <w:outlineLvl w:val="1"/>
+        <w:rPr>
+          <w:rFonts w:ascii="Times New Roman" w:eastAsia="Times New Roman" w:hAnsi="Times New Roman" w:cs="Times New Roman"/>
           <w:b/>
           <w:bCs/>
-        </w:rPr>
-      </w:pPr>
-      <w:r>
-        <w:rPr>
+          <w:kern w:val="0"/>
+          <w:sz w:val="24"/>
+          <w:szCs w:val="24"/>
+          <w:lang w:eastAsia="en-IN"/>
+          <w14:ligatures w14:val="none"/>
+        </w:rPr>
+      </w:pPr>
+      <w:r>
+        <w:rPr>
+          <w:rFonts w:ascii="Times New Roman" w:eastAsia="Times New Roman" w:hAnsi="Times New Roman" w:cs="Times New Roman"/>
           <w:b/>
           <w:bCs/>
-        </w:rPr>
-        <w:t>Python notebook</w:t>
-      </w:r>
-    </w:p>
-    <w:p>
-      <w:pPr>
-        <w:jc w:val="center"/>
-      </w:pPr>
-      <w:r>
-        <w:rPr>
-          <w:noProof/>
-        </w:rPr>
-        <w:drawing>
-          <wp:inline distT="0" distB="0" distL="0" distR="0" wp14:anchorId="57893731" wp14:editId="3E2D6F26">
-            <wp:extent cx="5731510" cy="2713355"/>
-            <wp:effectExtent l="0" t="0" r="2540" b="0"/>
-            <wp:docPr id="220350538" name="Picture 6"/>
-            <wp:cNvGraphicFramePr>
-              <a:graphicFrameLocks xmlns:a="http://schemas.openxmlformats.org/drawingml/2006/main" noChangeAspect="1"/>
-            </wp:cNvGraphicFramePr>
-            <a:graphic xmlns:a="http://schemas.openxmlformats.org/drawingml/2006/main">
-              <a:graphicData uri="http://schemas.openxmlformats.org/drawingml/2006/picture">
-                <pic:pic xmlns:pic="http://schemas.openxmlformats.org/drawingml/2006/picture">
-                  <pic:nvPicPr>
-                    <pic:cNvPr id="0" name="Picture 6"/>
-                    <pic:cNvPicPr>
-                      <a:picLocks noChangeAspect="1" noChangeArrowheads="1"/>
-                    </pic:cNvPicPr>
-                  </pic:nvPicPr>
-                  <pic:blipFill>
-                    <a:blip r:embed="rId4" cstate="print">
-                      <a:extLst>
-                        <a:ext uri="{28A0092B-C50C-407E-A947-70E740481C1C}">
-                          <a14:useLocalDpi xmlns:a14="http://schemas.microsoft.com/office/drawing/2010/main" val="0"/>
-                        </a:ext>
-                      </a:extLst>
-                    </a:blip>
-                    <a:srcRect/>
-                    <a:stretch>
-                      <a:fillRect/>
-                    </a:stretch>
-                  </pic:blipFill>
-                  <pic:spPr bwMode="auto">
-                    <a:xfrm>
-                      <a:off x="0" y="0"/>
-                      <a:ext cx="5731510" cy="2713355"/>
-                    </a:xfrm>
-                    <a:prstGeom prst="rect">
-                      <a:avLst/>
-                    </a:prstGeom>
-                    <a:noFill/>
-                    <a:ln>
-                      <a:noFill/>
-                    </a:ln>
-                  </pic:spPr>
-                </pic:pic>
-              </a:graphicData>
-            </a:graphic>
-          </wp:inline>
-        </w:drawing>
-      </w:r>
-      <w:r>
-        <w:rPr>
-          <w:noProof/>
-        </w:rPr>
-        <w:drawing>
-          <wp:inline distT="0" distB="0" distL="0" distR="0" wp14:anchorId="46173841" wp14:editId="08A9C243">
-            <wp:extent cx="3443605" cy="4739005"/>
-            <wp:effectExtent l="0" t="0" r="4445" b="4445"/>
-            <wp:docPr id="1198746116" name="Picture 5"/>
-            <wp:cNvGraphicFramePr>
-              <a:graphicFrameLocks xmlns:a="http://schemas.openxmlformats.org/drawingml/2006/main" noChangeAspect="1"/>
-            </wp:cNvGraphicFramePr>
-            <a:graphic xmlns:a="http://schemas.openxmlformats.org/drawingml/2006/main">
-              <a:graphicData uri="http://schemas.openxmlformats.org/drawingml/2006/picture">
-                <pic:pic xmlns:pic="http://schemas.openxmlformats.org/drawingml/2006/picture">
-                  <pic:nvPicPr>
-                    <pic:cNvPr id="0" name="Picture 5"/>
-                    <pic:cNvPicPr>
-                      <a:picLocks noChangeAspect="1" noChangeArrowheads="1"/>
-                    </pic:cNvPicPr>
-                  </pic:nvPicPr>
-                  <pic:blipFill>
-                    <a:blip r:embed="rId5">
-                      <a:extLst>
-                        <a:ext uri="{28A0092B-C50C-407E-A947-70E740481C1C}">
-                          <a14:useLocalDpi xmlns:a14="http://schemas.microsoft.com/office/drawing/2010/main" val="0"/>
-                        </a:ext>
-                      </a:extLst>
-                    </a:blip>
-                    <a:srcRect/>
-                    <a:stretch>
-                      <a:fillRect/>
-                    </a:stretch>
-                  </pic:blipFill>
-                  <pic:spPr bwMode="auto">
-                    <a:xfrm>
-                      <a:off x="0" y="0"/>
-                      <a:ext cx="3443605" cy="4739005"/>
-                    </a:xfrm>
-                    <a:prstGeom prst="rect">
-                      <a:avLst/>
-                    </a:prstGeom>
-                    <a:noFill/>
-                    <a:ln>
-                      <a:noFill/>
-                    </a:ln>
-                  </pic:spPr>
-                </pic:pic>
-              </a:graphicData>
-            </a:graphic>
-          </wp:inline>
-        </w:drawing>
-      </w:r>
-      <w:r>
-        <w:rPr>
-          <w:noProof/>
+          <w:kern w:val="0"/>
+          <w:sz w:val="24"/>
+          <w:szCs w:val="24"/>
+          <w:lang w:eastAsia="en-IN"/>
+          <w14:ligatures w14:val="none"/>
         </w:rPr>
         <w:lastRenderedPageBreak/>
-        <w:drawing>
-          <wp:inline distT="0" distB="0" distL="0" distR="0" wp14:anchorId="03D5ED35" wp14:editId="2B15FFCF">
-            <wp:extent cx="4138930" cy="4667250"/>
-            <wp:effectExtent l="0" t="0" r="0" b="0"/>
-            <wp:docPr id="1642118840" name="Picture 4"/>
-            <wp:cNvGraphicFramePr>
-              <a:graphicFrameLocks xmlns:a="http://schemas.openxmlformats.org/drawingml/2006/main" noChangeAspect="1"/>
-            </wp:cNvGraphicFramePr>
-            <a:graphic xmlns:a="http://schemas.openxmlformats.org/drawingml/2006/main">
-              <a:graphicData uri="http://schemas.openxmlformats.org/drawingml/2006/picture">
-                <pic:pic xmlns:pic="http://schemas.openxmlformats.org/drawingml/2006/picture">
-                  <pic:nvPicPr>
-                    <pic:cNvPr id="0" name="Picture 4"/>
-                    <pic:cNvPicPr>
-                      <a:picLocks noChangeAspect="1" noChangeArrowheads="1"/>
-                    </pic:cNvPicPr>
-                  </pic:nvPicPr>
-                  <pic:blipFill>
-                    <a:blip r:embed="rId6">
-                      <a:extLst>
-                        <a:ext uri="{28A0092B-C50C-407E-A947-70E740481C1C}">
-                          <a14:useLocalDpi xmlns:a14="http://schemas.microsoft.com/office/drawing/2010/main" val="0"/>
-                        </a:ext>
-                      </a:extLst>
-                    </a:blip>
-                    <a:srcRect/>
-                    <a:stretch>
-                      <a:fillRect/>
-                    </a:stretch>
-                  </pic:blipFill>
-                  <pic:spPr bwMode="auto">
-                    <a:xfrm>
-                      <a:off x="0" y="0"/>
-                      <a:ext cx="4138930" cy="4667250"/>
-                    </a:xfrm>
-                    <a:prstGeom prst="rect">
-                      <a:avLst/>
-                    </a:prstGeom>
-                    <a:noFill/>
-                    <a:ln>
-                      <a:noFill/>
-                    </a:ln>
-                  </pic:spPr>
-                </pic:pic>
-              </a:graphicData>
-            </a:graphic>
-          </wp:inline>
-        </w:drawing>
-      </w:r>
-      <w:r>
-        <w:rPr>
-          <w:noProof/>
-        </w:rPr>
-        <w:drawing>
-          <wp:inline distT="0" distB="0" distL="0" distR="0" wp14:anchorId="40F9CAB1" wp14:editId="1406297E">
-            <wp:extent cx="3771900" cy="4149090"/>
-            <wp:effectExtent l="0" t="0" r="0" b="3810"/>
-            <wp:docPr id="562144428" name="Picture 3"/>
-            <wp:cNvGraphicFramePr>
-              <a:graphicFrameLocks xmlns:a="http://schemas.openxmlformats.org/drawingml/2006/main" noChangeAspect="1"/>
-            </wp:cNvGraphicFramePr>
-            <a:graphic xmlns:a="http://schemas.openxmlformats.org/drawingml/2006/main">
-              <a:graphicData uri="http://schemas.openxmlformats.org/drawingml/2006/picture">
-                <pic:pic xmlns:pic="http://schemas.openxmlformats.org/drawingml/2006/picture">
-                  <pic:nvPicPr>
-                    <pic:cNvPr id="0" name="Picture 3"/>
-                    <pic:cNvPicPr>
-                      <a:picLocks noChangeAspect="1" noChangeArrowheads="1"/>
-                    </pic:cNvPicPr>
-                  </pic:nvPicPr>
-                  <pic:blipFill>
-                    <a:blip r:embed="rId7">
-                      <a:extLst>
-                        <a:ext uri="{28A0092B-C50C-407E-A947-70E740481C1C}">
-                          <a14:useLocalDpi xmlns:a14="http://schemas.microsoft.com/office/drawing/2010/main" val="0"/>
-                        </a:ext>
-                      </a:extLst>
-                    </a:blip>
-                    <a:srcRect/>
-                    <a:stretch>
-                      <a:fillRect/>
-                    </a:stretch>
-                  </pic:blipFill>
-                  <pic:spPr bwMode="auto">
-                    <a:xfrm>
-                      <a:off x="0" y="0"/>
-                      <a:ext cx="3779072" cy="4156979"/>
-                    </a:xfrm>
-                    <a:prstGeom prst="rect">
-                      <a:avLst/>
-                    </a:prstGeom>
-                    <a:noFill/>
-                    <a:ln>
-                      <a:noFill/>
-                    </a:ln>
-                  </pic:spPr>
-                </pic:pic>
-              </a:graphicData>
-            </a:graphic>
-          </wp:inline>
-        </w:drawing>
-      </w:r>
-      <w:r>
-        <w:rPr>
-          <w:noProof/>
-        </w:rPr>
-        <w:lastRenderedPageBreak/>
-        <w:drawing>
-          <wp:inline distT="0" distB="0" distL="0" distR="0" wp14:anchorId="49E1CA3B" wp14:editId="6D40829D">
-            <wp:extent cx="3829050" cy="4229100"/>
-            <wp:effectExtent l="0" t="0" r="0" b="0"/>
-            <wp:docPr id="502855017" name="Picture 2"/>
-            <wp:cNvGraphicFramePr>
-              <a:graphicFrameLocks xmlns:a="http://schemas.openxmlformats.org/drawingml/2006/main" noChangeAspect="1"/>
-            </wp:cNvGraphicFramePr>
-            <a:graphic xmlns:a="http://schemas.openxmlformats.org/drawingml/2006/main">
-              <a:graphicData uri="http://schemas.openxmlformats.org/drawingml/2006/picture">
-                <pic:pic xmlns:pic="http://schemas.openxmlformats.org/drawingml/2006/picture">
-                  <pic:nvPicPr>
-                    <pic:cNvPr id="0" name="Picture 2"/>
-                    <pic:cNvPicPr>
-                      <a:picLocks noChangeAspect="1" noChangeArrowheads="1"/>
-                    </pic:cNvPicPr>
-                  </pic:nvPicPr>
-                  <pic:blipFill>
-                    <a:blip r:embed="rId8">
-                      <a:extLst>
-                        <a:ext uri="{28A0092B-C50C-407E-A947-70E740481C1C}">
-                          <a14:useLocalDpi xmlns:a14="http://schemas.microsoft.com/office/drawing/2010/main" val="0"/>
-                        </a:ext>
-                      </a:extLst>
-                    </a:blip>
-                    <a:srcRect/>
-                    <a:stretch>
-                      <a:fillRect/>
-                    </a:stretch>
-                  </pic:blipFill>
-                  <pic:spPr bwMode="auto">
-                    <a:xfrm>
-                      <a:off x="0" y="0"/>
-                      <a:ext cx="3829050" cy="4229100"/>
-                    </a:xfrm>
-                    <a:prstGeom prst="rect">
-                      <a:avLst/>
-                    </a:prstGeom>
-                    <a:noFill/>
-                    <a:ln>
-                      <a:noFill/>
-                    </a:ln>
-                  </pic:spPr>
-                </pic:pic>
-              </a:graphicData>
-            </a:graphic>
-          </wp:inline>
-        </w:drawing>
-      </w:r>
-      <w:r>
-        <w:rPr>
-          <w:noProof/>
-        </w:rPr>
-        <w:drawing>
-          <wp:inline distT="0" distB="0" distL="0" distR="0" wp14:anchorId="761822C8" wp14:editId="408B61A3">
-            <wp:extent cx="5731510" cy="1260475"/>
-            <wp:effectExtent l="0" t="0" r="2540" b="0"/>
-            <wp:docPr id="130850143" name="Picture 1"/>
-            <wp:cNvGraphicFramePr>
-              <a:graphicFrameLocks xmlns:a="http://schemas.openxmlformats.org/drawingml/2006/main" noChangeAspect="1"/>
-            </wp:cNvGraphicFramePr>
-            <a:graphic xmlns:a="http://schemas.openxmlformats.org/drawingml/2006/main">
-              <a:graphicData uri="http://schemas.openxmlformats.org/drawingml/2006/picture">
-                <pic:pic xmlns:pic="http://schemas.openxmlformats.org/drawingml/2006/picture">
-                  <pic:nvPicPr>
-                    <pic:cNvPr id="0" name="Picture 1"/>
-                    <pic:cNvPicPr>
-                      <a:picLocks noChangeAspect="1" noChangeArrowheads="1"/>
-                    </pic:cNvPicPr>
-                  </pic:nvPicPr>
-                  <pic:blipFill>
-                    <a:blip r:embed="rId9" cstate="print">
-                      <a:extLst>
-                        <a:ext uri="{28A0092B-C50C-407E-A947-70E740481C1C}">
-                          <a14:useLocalDpi xmlns:a14="http://schemas.microsoft.com/office/drawing/2010/main" val="0"/>
-                        </a:ext>
-                      </a:extLst>
-                    </a:blip>
-                    <a:srcRect/>
-                    <a:stretch>
-                      <a:fillRect/>
-                    </a:stretch>
-                  </pic:blipFill>
-                  <pic:spPr bwMode="auto">
-                    <a:xfrm>
-                      <a:off x="0" y="0"/>
-                      <a:ext cx="5731510" cy="1260475"/>
-                    </a:xfrm>
-                    <a:prstGeom prst="rect">
-                      <a:avLst/>
-                    </a:prstGeom>
-                    <a:noFill/>
-                    <a:ln>
-                      <a:noFill/>
-                    </a:ln>
-                  </pic:spPr>
-                </pic:pic>
-              </a:graphicData>
-            </a:graphic>
-          </wp:inline>
-        </w:drawing>
-      </w:r>
-    </w:p>
-    <w:p>
-      <w:pPr>
-        <w:rPr>
+        <w:t>Steps Involved in Building the Project</w:t>
+      </w:r>
+    </w:p>
+    <w:p>
+      <w:pPr>
+        <w:pStyle w:val="ListParagraph"/>
+        <w:numPr>
+          <w:ilvl w:val="0"/>
+          <w:numId w:val="1"/>
+        </w:numPr>
+        <w:spacing w:before="100" w:beforeAutospacing="1" w:after="0" w:line="240" w:lineRule="auto"/>
+        <w:jc w:val="both"/>
+        <w:rPr>
+          <w:rFonts w:ascii="Times New Roman" w:eastAsia="Times New Roman" w:hAnsi="Times New Roman" w:cs="Times New Roman"/>
+          <w:kern w:val="0"/>
+          <w:sz w:val="24"/>
+          <w:szCs w:val="24"/>
+          <w:lang w:eastAsia="en-IN"/>
+          <w14:ligatures w14:val="none"/>
+        </w:rPr>
+      </w:pPr>
+      <w:r>
+        <w:rPr>
+          <w:rFonts w:ascii="Times New Roman" w:eastAsia="Times New Roman" w:hAnsi="Times New Roman" w:cs="Times New Roman"/>
+          <w:kern w:val="0"/>
+          <w:sz w:val="24"/>
+          <w:szCs w:val="24"/>
+          <w:lang w:eastAsia="en-IN"/>
+          <w14:ligatures w14:val="none"/>
+        </w:rPr>
+        <w:t>1. Data Collection — airbnb_eda_cleaned.csv Loaded the cleaned Airbnb dataset containing listing prices, locations, room types, reviews, and availability.</w:t>
+      </w:r>
+    </w:p>
+    <w:p>
+      <w:pPr>
+        <w:pStyle w:val="ListParagraph"/>
+        <w:numPr>
+          <w:ilvl w:val="0"/>
+          <w:numId w:val="1"/>
+        </w:numPr>
+        <w:spacing w:before="100" w:beforeAutospacing="1" w:after="0" w:line="240" w:lineRule="auto"/>
+        <w:jc w:val="both"/>
+        <w:rPr>
+          <w:rFonts w:ascii="Times New Roman" w:eastAsia="Times New Roman" w:hAnsi="Times New Roman" w:cs="Times New Roman"/>
+          <w:kern w:val="0"/>
+          <w:sz w:val="24"/>
+          <w:szCs w:val="24"/>
+          <w:lang w:eastAsia="en-IN"/>
+          <w14:ligatures w14:val="none"/>
+        </w:rPr>
+      </w:pPr>
+      <w:r>
+        <w:rPr>
+          <w:rFonts w:ascii="Times New Roman" w:eastAsia="Times New Roman" w:hAnsi="Times New Roman" w:cs="Times New Roman"/>
+          <w:kern w:val="0"/>
+          <w:sz w:val="24"/>
+          <w:szCs w:val="24"/>
+          <w:lang w:eastAsia="en-IN"/>
+          <w14:ligatures w14:val="none"/>
+        </w:rPr>
+        <w:t>2. Data Loading and Cleaning — app.py Used Pandas to load the CSV file, remove records with missing prices, and exclude listings with prices less than or equal to zero.</w:t>
+      </w:r>
+    </w:p>
+    <w:p>
+      <w:pPr>
+        <w:pStyle w:val="ListParagraph"/>
+        <w:numPr>
+          <w:ilvl w:val="0"/>
+          <w:numId w:val="1"/>
+        </w:numPr>
+        <w:spacing w:before="100" w:beforeAutospacing="1" w:after="0" w:line="240" w:lineRule="auto"/>
+        <w:jc w:val="both"/>
+        <w:rPr>
+          <w:rFonts w:ascii="Times New Roman" w:eastAsia="Times New Roman" w:hAnsi="Times New Roman" w:cs="Times New Roman"/>
+          <w:kern w:val="0"/>
+          <w:sz w:val="24"/>
+          <w:szCs w:val="24"/>
+          <w:lang w:eastAsia="en-IN"/>
+          <w14:ligatures w14:val="none"/>
+        </w:rPr>
+      </w:pPr>
+      <w:r>
+        <w:rPr>
+          <w:rFonts w:ascii="Times New Roman" w:eastAsia="Times New Roman" w:hAnsi="Times New Roman" w:cs="Times New Roman"/>
+          <w:kern w:val="0"/>
+          <w:sz w:val="24"/>
+          <w:szCs w:val="24"/>
+          <w:lang w:eastAsia="en-IN"/>
+          <w14:ligatures w14:val="none"/>
+        </w:rPr>
+        <w:t xml:space="preserve">3. Exploratory Data Analysis (EDA) — airbnb_eda_cleaned.csv </w:t>
+      </w:r>
+      <w:proofErr w:type="spellStart"/>
+      <w:r>
+        <w:rPr>
+          <w:rFonts w:ascii="Times New Roman" w:eastAsia="Times New Roman" w:hAnsi="Times New Roman" w:cs="Times New Roman"/>
+          <w:kern w:val="0"/>
+          <w:sz w:val="24"/>
+          <w:szCs w:val="24"/>
+          <w:lang w:eastAsia="en-IN"/>
+          <w14:ligatures w14:val="none"/>
+        </w:rPr>
+        <w:t>Analyzed</w:t>
+      </w:r>
+      <w:proofErr w:type="spellEnd"/>
+      <w:r>
+        <w:rPr>
+          <w:rFonts w:ascii="Times New Roman" w:eastAsia="Times New Roman" w:hAnsi="Times New Roman" w:cs="Times New Roman"/>
+          <w:kern w:val="0"/>
+          <w:sz w:val="24"/>
+          <w:szCs w:val="24"/>
+          <w:lang w:eastAsia="en-IN"/>
+          <w14:ligatures w14:val="none"/>
+        </w:rPr>
+        <w:t xml:space="preserve"> listing prices, neighbourhoods, room types, and listing distributions to understand pricing patterns.</w:t>
+      </w:r>
+    </w:p>
+    <w:p>
+      <w:pPr>
+        <w:pStyle w:val="ListParagraph"/>
+        <w:numPr>
+          <w:ilvl w:val="0"/>
+          <w:numId w:val="1"/>
+        </w:numPr>
+        <w:spacing w:before="100" w:beforeAutospacing="1" w:after="0" w:line="240" w:lineRule="auto"/>
+        <w:jc w:val="both"/>
+        <w:rPr>
+          <w:rFonts w:ascii="Times New Roman" w:eastAsia="Times New Roman" w:hAnsi="Times New Roman" w:cs="Times New Roman"/>
+          <w:kern w:val="0"/>
+          <w:sz w:val="24"/>
+          <w:szCs w:val="24"/>
+          <w:lang w:eastAsia="en-IN"/>
+          <w14:ligatures w14:val="none"/>
+        </w:rPr>
+      </w:pPr>
+      <w:r>
+        <w:rPr>
+          <w:rFonts w:ascii="Times New Roman" w:eastAsia="Times New Roman" w:hAnsi="Times New Roman" w:cs="Times New Roman"/>
+          <w:kern w:val="0"/>
+          <w:sz w:val="24"/>
+          <w:szCs w:val="24"/>
+          <w:lang w:eastAsia="en-IN"/>
+          <w14:ligatures w14:val="none"/>
+        </w:rPr>
+        <w:t xml:space="preserve">4. Feature Selection — </w:t>
+      </w:r>
+      <w:proofErr w:type="spellStart"/>
+      <w:r>
+        <w:rPr>
+          <w:rFonts w:ascii="Times New Roman" w:eastAsia="Times New Roman" w:hAnsi="Times New Roman" w:cs="Times New Roman"/>
+          <w:kern w:val="0"/>
+          <w:sz w:val="24"/>
+          <w:szCs w:val="24"/>
+          <w:lang w:eastAsia="en-IN"/>
+          <w14:ligatures w14:val="none"/>
+        </w:rPr>
+        <w:t>airbnb_price_</w:t>
+      </w:r>
+      <w:proofErr w:type="gramStart"/>
+      <w:r>
+        <w:rPr>
+          <w:rFonts w:ascii="Times New Roman" w:eastAsia="Times New Roman" w:hAnsi="Times New Roman" w:cs="Times New Roman"/>
+          <w:kern w:val="0"/>
+          <w:sz w:val="24"/>
+          <w:szCs w:val="24"/>
+          <w:lang w:eastAsia="en-IN"/>
+          <w14:ligatures w14:val="none"/>
+        </w:rPr>
+        <w:t>model.joblib</w:t>
+      </w:r>
+      <w:proofErr w:type="spellEnd"/>
+      <w:proofErr w:type="gramEnd"/>
+      <w:r>
+        <w:rPr>
+          <w:rFonts w:ascii="Times New Roman" w:eastAsia="Times New Roman" w:hAnsi="Times New Roman" w:cs="Times New Roman"/>
+          <w:kern w:val="0"/>
+          <w:sz w:val="24"/>
+          <w:szCs w:val="24"/>
+          <w:lang w:eastAsia="en-IN"/>
+          <w14:ligatures w14:val="none"/>
+        </w:rPr>
+        <w:t xml:space="preserve"> Used the saved model's </w:t>
+      </w:r>
+      <w:proofErr w:type="spellStart"/>
+      <w:r>
+        <w:rPr>
+          <w:rFonts w:ascii="Times New Roman" w:eastAsia="Times New Roman" w:hAnsi="Times New Roman" w:cs="Times New Roman"/>
+          <w:kern w:val="0"/>
+          <w:sz w:val="24"/>
+          <w:szCs w:val="24"/>
+          <w:lang w:eastAsia="en-IN"/>
+          <w14:ligatures w14:val="none"/>
+        </w:rPr>
+        <w:t>feature_columns</w:t>
+      </w:r>
+      <w:proofErr w:type="spellEnd"/>
+      <w:r>
+        <w:rPr>
+          <w:rFonts w:ascii="Times New Roman" w:eastAsia="Times New Roman" w:hAnsi="Times New Roman" w:cs="Times New Roman"/>
+          <w:kern w:val="0"/>
+          <w:sz w:val="24"/>
+          <w:szCs w:val="24"/>
+          <w:lang w:eastAsia="en-IN"/>
+          <w14:ligatures w14:val="none"/>
+        </w:rPr>
+        <w:t xml:space="preserve"> to identify the 10 input features required for price prediction.</w:t>
+      </w:r>
+    </w:p>
+    <w:p>
+      <w:pPr>
+        <w:pStyle w:val="ListParagraph"/>
+        <w:numPr>
+          <w:ilvl w:val="0"/>
+          <w:numId w:val="1"/>
+        </w:numPr>
+        <w:spacing w:before="100" w:beforeAutospacing="1" w:after="0" w:line="240" w:lineRule="auto"/>
+        <w:jc w:val="both"/>
+        <w:rPr>
+          <w:rFonts w:ascii="Times New Roman" w:eastAsia="Times New Roman" w:hAnsi="Times New Roman" w:cs="Times New Roman"/>
+          <w:kern w:val="0"/>
+          <w:sz w:val="24"/>
+          <w:szCs w:val="24"/>
+          <w:lang w:eastAsia="en-IN"/>
+          <w14:ligatures w14:val="none"/>
+        </w:rPr>
+      </w:pPr>
+      <w:r>
+        <w:rPr>
+          <w:rFonts w:ascii="Times New Roman" w:eastAsia="Times New Roman" w:hAnsi="Times New Roman" w:cs="Times New Roman"/>
+          <w:kern w:val="0"/>
+          <w:sz w:val="24"/>
+          <w:szCs w:val="24"/>
+          <w:lang w:eastAsia="en-IN"/>
+          <w14:ligatures w14:val="none"/>
+        </w:rPr>
+        <w:t xml:space="preserve">5. Model Training and Preprocessing — </w:t>
+      </w:r>
+      <w:proofErr w:type="spellStart"/>
+      <w:r>
+        <w:rPr>
+          <w:rFonts w:ascii="Times New Roman" w:eastAsia="Times New Roman" w:hAnsi="Times New Roman" w:cs="Times New Roman"/>
+          <w:kern w:val="0"/>
+          <w:sz w:val="24"/>
+          <w:szCs w:val="24"/>
+          <w:lang w:eastAsia="en-IN"/>
+          <w14:ligatures w14:val="none"/>
+        </w:rPr>
+        <w:t>airbnb_price_</w:t>
+      </w:r>
+      <w:proofErr w:type="gramStart"/>
+      <w:r>
+        <w:rPr>
+          <w:rFonts w:ascii="Times New Roman" w:eastAsia="Times New Roman" w:hAnsi="Times New Roman" w:cs="Times New Roman"/>
+          <w:kern w:val="0"/>
+          <w:sz w:val="24"/>
+          <w:szCs w:val="24"/>
+          <w:lang w:eastAsia="en-IN"/>
+          <w14:ligatures w14:val="none"/>
+        </w:rPr>
+        <w:t>model.joblib</w:t>
+      </w:r>
+      <w:proofErr w:type="spellEnd"/>
+      <w:proofErr w:type="gramEnd"/>
+      <w:r>
+        <w:rPr>
+          <w:rFonts w:ascii="Times New Roman" w:eastAsia="Times New Roman" w:hAnsi="Times New Roman" w:cs="Times New Roman"/>
+          <w:kern w:val="0"/>
+          <w:sz w:val="24"/>
+          <w:szCs w:val="24"/>
+          <w:lang w:eastAsia="en-IN"/>
+          <w14:ligatures w14:val="none"/>
+        </w:rPr>
+        <w:t xml:space="preserve"> Used the previously trained Random Forest regression pipeline, including missing-value imputation, categorical encoding, and target transformation.</w:t>
+      </w:r>
+    </w:p>
+    <w:p>
+      <w:pPr>
+        <w:pStyle w:val="ListParagraph"/>
+        <w:numPr>
+          <w:ilvl w:val="0"/>
+          <w:numId w:val="1"/>
+        </w:numPr>
+        <w:spacing w:before="100" w:beforeAutospacing="1" w:after="0" w:line="240" w:lineRule="auto"/>
+        <w:jc w:val="both"/>
+        <w:rPr>
+          <w:rFonts w:ascii="Times New Roman" w:eastAsia="Times New Roman" w:hAnsi="Times New Roman" w:cs="Times New Roman"/>
+          <w:kern w:val="0"/>
+          <w:sz w:val="24"/>
+          <w:szCs w:val="24"/>
+          <w:lang w:eastAsia="en-IN"/>
+          <w14:ligatures w14:val="none"/>
+        </w:rPr>
+      </w:pPr>
+      <w:r>
+        <w:rPr>
+          <w:rFonts w:ascii="Times New Roman" w:eastAsia="Times New Roman" w:hAnsi="Times New Roman" w:cs="Times New Roman"/>
+          <w:kern w:val="0"/>
+          <w:sz w:val="24"/>
+          <w:szCs w:val="24"/>
+          <w:lang w:eastAsia="en-IN"/>
+          <w14:ligatures w14:val="none"/>
+        </w:rPr>
+        <w:t xml:space="preserve">6. Model Saving — </w:t>
+      </w:r>
+      <w:proofErr w:type="spellStart"/>
+      <w:r>
+        <w:rPr>
+          <w:rFonts w:ascii="Times New Roman" w:eastAsia="Times New Roman" w:hAnsi="Times New Roman" w:cs="Times New Roman"/>
+          <w:kern w:val="0"/>
+          <w:sz w:val="24"/>
+          <w:szCs w:val="24"/>
+          <w:lang w:eastAsia="en-IN"/>
+          <w14:ligatures w14:val="none"/>
+        </w:rPr>
+        <w:t>airbnb_price_</w:t>
+      </w:r>
+      <w:proofErr w:type="gramStart"/>
+      <w:r>
+        <w:rPr>
+          <w:rFonts w:ascii="Times New Roman" w:eastAsia="Times New Roman" w:hAnsi="Times New Roman" w:cs="Times New Roman"/>
+          <w:kern w:val="0"/>
+          <w:sz w:val="24"/>
+          <w:szCs w:val="24"/>
+          <w:lang w:eastAsia="en-IN"/>
+          <w14:ligatures w14:val="none"/>
+        </w:rPr>
+        <w:t>model.joblib</w:t>
+      </w:r>
+      <w:proofErr w:type="spellEnd"/>
+      <w:proofErr w:type="gramEnd"/>
+      <w:r>
+        <w:rPr>
+          <w:rFonts w:ascii="Times New Roman" w:eastAsia="Times New Roman" w:hAnsi="Times New Roman" w:cs="Times New Roman"/>
+          <w:kern w:val="0"/>
+          <w:sz w:val="24"/>
+          <w:szCs w:val="24"/>
+          <w:lang w:eastAsia="en-IN"/>
+          <w14:ligatures w14:val="none"/>
+        </w:rPr>
+        <w:t xml:space="preserve"> Stored the trained model and feature information in a </w:t>
+      </w:r>
+      <w:proofErr w:type="spellStart"/>
+      <w:r>
+        <w:rPr>
+          <w:rFonts w:ascii="Times New Roman" w:eastAsia="Times New Roman" w:hAnsi="Times New Roman" w:cs="Times New Roman"/>
+          <w:kern w:val="0"/>
+          <w:sz w:val="24"/>
+          <w:szCs w:val="24"/>
+          <w:lang w:eastAsia="en-IN"/>
+          <w14:ligatures w14:val="none"/>
+        </w:rPr>
+        <w:t>Joblib</w:t>
+      </w:r>
+      <w:proofErr w:type="spellEnd"/>
+      <w:r>
+        <w:rPr>
+          <w:rFonts w:ascii="Times New Roman" w:eastAsia="Times New Roman" w:hAnsi="Times New Roman" w:cs="Times New Roman"/>
+          <w:kern w:val="0"/>
+          <w:sz w:val="24"/>
+          <w:szCs w:val="24"/>
+          <w:lang w:eastAsia="en-IN"/>
+          <w14:ligatures w14:val="none"/>
+        </w:rPr>
+        <w:t xml:space="preserve"> file for reuse without retraining.</w:t>
+      </w:r>
+    </w:p>
+    <w:p>
+      <w:pPr>
+        <w:pStyle w:val="ListParagraph"/>
+        <w:numPr>
+          <w:ilvl w:val="0"/>
+          <w:numId w:val="1"/>
+        </w:numPr>
+        <w:spacing w:before="100" w:beforeAutospacing="1" w:after="0" w:line="240" w:lineRule="auto"/>
+        <w:jc w:val="both"/>
+        <w:rPr>
+          <w:rFonts w:ascii="Times New Roman" w:eastAsia="Times New Roman" w:hAnsi="Times New Roman" w:cs="Times New Roman"/>
+          <w:kern w:val="0"/>
+          <w:sz w:val="24"/>
+          <w:szCs w:val="24"/>
+          <w:lang w:eastAsia="en-IN"/>
+          <w14:ligatures w14:val="none"/>
+        </w:rPr>
+      </w:pPr>
+      <w:r>
+        <w:rPr>
+          <w:rFonts w:ascii="Times New Roman" w:eastAsia="Times New Roman" w:hAnsi="Times New Roman" w:cs="Times New Roman"/>
+          <w:kern w:val="0"/>
+          <w:sz w:val="24"/>
+          <w:szCs w:val="24"/>
+          <w:lang w:eastAsia="en-IN"/>
+          <w14:ligatures w14:val="none"/>
+        </w:rPr>
+        <w:t xml:space="preserve">7. Application Development — app.py Developed a </w:t>
+      </w:r>
+      <w:proofErr w:type="spellStart"/>
+      <w:r>
+        <w:rPr>
+          <w:rFonts w:ascii="Times New Roman" w:eastAsia="Times New Roman" w:hAnsi="Times New Roman" w:cs="Times New Roman"/>
+          <w:kern w:val="0"/>
+          <w:sz w:val="24"/>
+          <w:szCs w:val="24"/>
+          <w:lang w:eastAsia="en-IN"/>
+          <w14:ligatures w14:val="none"/>
+        </w:rPr>
+        <w:t>Streamlit</w:t>
+      </w:r>
+      <w:proofErr w:type="spellEnd"/>
+      <w:r>
+        <w:rPr>
+          <w:rFonts w:ascii="Times New Roman" w:eastAsia="Times New Roman" w:hAnsi="Times New Roman" w:cs="Times New Roman"/>
+          <w:kern w:val="0"/>
+          <w:sz w:val="24"/>
+          <w:szCs w:val="24"/>
+          <w:lang w:eastAsia="en-IN"/>
+          <w14:ligatures w14:val="none"/>
+        </w:rPr>
+        <w:t xml:space="preserve"> interface with input fields for location, room type, minimum nights, reviews, host listings, and availability.</w:t>
+      </w:r>
+    </w:p>
+    <w:p>
+      <w:pPr>
+        <w:pStyle w:val="ListParagraph"/>
+        <w:numPr>
+          <w:ilvl w:val="0"/>
+          <w:numId w:val="1"/>
+        </w:numPr>
+        <w:spacing w:before="100" w:beforeAutospacing="1" w:after="0" w:line="240" w:lineRule="auto"/>
+        <w:jc w:val="both"/>
+        <w:rPr>
+          <w:rFonts w:ascii="Times New Roman" w:eastAsia="Times New Roman" w:hAnsi="Times New Roman" w:cs="Times New Roman"/>
+          <w:kern w:val="0"/>
+          <w:sz w:val="24"/>
+          <w:szCs w:val="24"/>
+          <w:lang w:eastAsia="en-IN"/>
+          <w14:ligatures w14:val="none"/>
+        </w:rPr>
+      </w:pPr>
+      <w:r>
+        <w:rPr>
+          <w:rFonts w:ascii="Times New Roman" w:eastAsia="Times New Roman" w:hAnsi="Times New Roman" w:cs="Times New Roman"/>
+          <w:kern w:val="0"/>
+          <w:sz w:val="24"/>
+          <w:szCs w:val="24"/>
+          <w:lang w:eastAsia="en-IN"/>
+          <w14:ligatures w14:val="none"/>
+        </w:rPr>
+        <w:t xml:space="preserve">8. Price Prediction — app.py Converted user inputs into a Pandas </w:t>
+      </w:r>
+      <w:proofErr w:type="spellStart"/>
+      <w:r>
+        <w:rPr>
+          <w:rFonts w:ascii="Times New Roman" w:eastAsia="Times New Roman" w:hAnsi="Times New Roman" w:cs="Times New Roman"/>
+          <w:kern w:val="0"/>
+          <w:sz w:val="24"/>
+          <w:szCs w:val="24"/>
+          <w:lang w:eastAsia="en-IN"/>
+          <w14:ligatures w14:val="none"/>
+        </w:rPr>
+        <w:t>DataFrame</w:t>
+      </w:r>
+      <w:proofErr w:type="spellEnd"/>
+      <w:r>
+        <w:rPr>
+          <w:rFonts w:ascii="Times New Roman" w:eastAsia="Times New Roman" w:hAnsi="Times New Roman" w:cs="Times New Roman"/>
+          <w:kern w:val="0"/>
+          <w:sz w:val="24"/>
+          <w:szCs w:val="24"/>
+          <w:lang w:eastAsia="en-IN"/>
+          <w14:ligatures w14:val="none"/>
+        </w:rPr>
+        <w:t xml:space="preserve"> matching the model's required features and generated the estimated nightly price.</w:t>
+      </w:r>
+    </w:p>
+    <w:p>
+      <w:pPr>
+        <w:pStyle w:val="ListParagraph"/>
+        <w:numPr>
+          <w:ilvl w:val="0"/>
+          <w:numId w:val="1"/>
+        </w:numPr>
+        <w:spacing w:before="100" w:beforeAutospacing="1" w:after="0" w:line="240" w:lineRule="auto"/>
+        <w:jc w:val="both"/>
+        <w:rPr>
+          <w:rFonts w:ascii="Times New Roman" w:eastAsia="Times New Roman" w:hAnsi="Times New Roman" w:cs="Times New Roman"/>
+          <w:kern w:val="0"/>
+          <w:sz w:val="24"/>
+          <w:szCs w:val="24"/>
+          <w:lang w:eastAsia="en-IN"/>
+          <w14:ligatures w14:val="none"/>
+        </w:rPr>
+      </w:pPr>
+      <w:r>
+        <w:rPr>
+          <w:rFonts w:ascii="Times New Roman" w:eastAsia="Times New Roman" w:hAnsi="Times New Roman" w:cs="Times New Roman"/>
+          <w:kern w:val="0"/>
+          <w:sz w:val="24"/>
+          <w:szCs w:val="24"/>
+          <w:lang w:eastAsia="en-IN"/>
+          <w14:ligatures w14:val="none"/>
+        </w:rPr>
+        <w:t xml:space="preserve">9. Model Evaluation — </w:t>
+      </w:r>
+      <w:proofErr w:type="spellStart"/>
+      <w:r>
+        <w:rPr>
+          <w:rFonts w:ascii="Times New Roman" w:eastAsia="Times New Roman" w:hAnsi="Times New Roman" w:cs="Times New Roman"/>
+          <w:kern w:val="0"/>
+          <w:sz w:val="24"/>
+          <w:szCs w:val="24"/>
+          <w:lang w:eastAsia="en-IN"/>
+          <w14:ligatures w14:val="none"/>
+        </w:rPr>
+        <w:t>airbnb_model_output</w:t>
+      </w:r>
+      <w:proofErr w:type="spellEnd"/>
+      <w:r>
+        <w:rPr>
+          <w:rFonts w:ascii="Times New Roman" w:eastAsia="Times New Roman" w:hAnsi="Times New Roman" w:cs="Times New Roman"/>
+          <w:kern w:val="0"/>
+          <w:sz w:val="24"/>
+          <w:szCs w:val="24"/>
+          <w:lang w:eastAsia="en-IN"/>
+          <w14:ligatures w14:val="none"/>
+        </w:rPr>
+        <w:t>/model_metrics.txt Displayed the available model evaluation metrics, including MAE, RMSE, and \(R^2\).</w:t>
+      </w:r>
+    </w:p>
+    <w:p>
+      <w:pPr>
+        <w:pStyle w:val="ListParagraph"/>
+        <w:numPr>
+          <w:ilvl w:val="0"/>
+          <w:numId w:val="1"/>
+        </w:numPr>
+        <w:spacing w:before="100" w:beforeAutospacing="1" w:after="0" w:line="240" w:lineRule="auto"/>
+        <w:jc w:val="both"/>
+        <w:rPr>
+          <w:rFonts w:ascii="Times New Roman" w:eastAsia="Times New Roman" w:hAnsi="Times New Roman" w:cs="Times New Roman"/>
+          <w:kern w:val="0"/>
+          <w:sz w:val="24"/>
+          <w:szCs w:val="24"/>
+          <w:lang w:eastAsia="en-IN"/>
+          <w14:ligatures w14:val="none"/>
+        </w:rPr>
+      </w:pPr>
+      <w:r>
+        <w:rPr>
+          <w:rFonts w:ascii="Times New Roman" w:eastAsia="Times New Roman" w:hAnsi="Times New Roman" w:cs="Times New Roman"/>
+          <w:kern w:val="0"/>
+          <w:sz w:val="24"/>
+          <w:szCs w:val="24"/>
+          <w:lang w:eastAsia="en-IN"/>
+          <w14:ligatures w14:val="none"/>
+        </w:rPr>
+        <w:t>10. Data Visualization — app.py Added charts showing median prices and listing counts by room type, along with a map of listing locations.</w:t>
+      </w:r>
+    </w:p>
+    <w:p>
+      <w:pPr>
+        <w:pStyle w:val="ListParagraph"/>
+        <w:numPr>
+          <w:ilvl w:val="0"/>
+          <w:numId w:val="1"/>
+        </w:numPr>
+        <w:spacing w:before="100" w:beforeAutospacing="1" w:after="0" w:line="240" w:lineRule="auto"/>
+        <w:jc w:val="both"/>
+        <w:rPr>
+          <w:rFonts w:ascii="Times New Roman" w:eastAsia="Times New Roman" w:hAnsi="Times New Roman" w:cs="Times New Roman"/>
+          <w:kern w:val="0"/>
+          <w:sz w:val="24"/>
+          <w:szCs w:val="24"/>
+          <w:lang w:eastAsia="en-IN"/>
+          <w14:ligatures w14:val="none"/>
+        </w:rPr>
+      </w:pPr>
+      <w:r>
+        <w:rPr>
+          <w:rFonts w:ascii="Times New Roman" w:eastAsia="Times New Roman" w:hAnsi="Times New Roman" w:cs="Times New Roman"/>
+          <w:kern w:val="0"/>
+          <w:sz w:val="24"/>
+          <w:szCs w:val="24"/>
+          <w:lang w:eastAsia="en-IN"/>
+          <w14:ligatures w14:val="none"/>
+        </w:rPr>
+        <w:t xml:space="preserve">11. Output and Downloads — </w:t>
+      </w:r>
+      <w:proofErr w:type="spellStart"/>
+      <w:r>
+        <w:rPr>
+          <w:rFonts w:ascii="Times New Roman" w:eastAsia="Times New Roman" w:hAnsi="Times New Roman" w:cs="Times New Roman"/>
+          <w:kern w:val="0"/>
+          <w:sz w:val="24"/>
+          <w:szCs w:val="24"/>
+          <w:lang w:eastAsia="en-IN"/>
+          <w14:ligatures w14:val="none"/>
+        </w:rPr>
+        <w:t>airbnb_model_output</w:t>
+      </w:r>
+      <w:proofErr w:type="spellEnd"/>
+      <w:r>
+        <w:rPr>
+          <w:rFonts w:ascii="Times New Roman" w:eastAsia="Times New Roman" w:hAnsi="Times New Roman" w:cs="Times New Roman"/>
+          <w:kern w:val="0"/>
+          <w:sz w:val="24"/>
+          <w:szCs w:val="24"/>
+          <w:lang w:eastAsia="en-IN"/>
+          <w14:ligatures w14:val="none"/>
+        </w:rPr>
+        <w:t>/airbnb_test_predictions.csv Provided download options for the cleaned dataset and, when available, the test predictions.</w:t>
+      </w:r>
+    </w:p>
+    <w:p>
+      <w:pPr>
+        <w:pStyle w:val="ListParagraph"/>
+        <w:numPr>
+          <w:ilvl w:val="0"/>
+          <w:numId w:val="1"/>
+        </w:numPr>
+        <w:spacing w:before="100" w:beforeAutospacing="1" w:after="0" w:line="240" w:lineRule="auto"/>
+        <w:jc w:val="both"/>
+        <w:rPr>
+          <w:rFonts w:ascii="Times New Roman" w:eastAsia="Times New Roman" w:hAnsi="Times New Roman" w:cs="Times New Roman"/>
+          <w:kern w:val="0"/>
+          <w:sz w:val="24"/>
+          <w:szCs w:val="24"/>
+          <w:lang w:eastAsia="en-IN"/>
+          <w14:ligatures w14:val="none"/>
+        </w:rPr>
+      </w:pPr>
+      <w:r>
+        <w:rPr>
+          <w:rFonts w:ascii="Times New Roman" w:eastAsia="Times New Roman" w:hAnsi="Times New Roman" w:cs="Times New Roman"/>
+          <w:kern w:val="0"/>
+          <w:sz w:val="24"/>
+          <w:szCs w:val="24"/>
+          <w:lang w:eastAsia="en-IN"/>
+          <w14:ligatures w14:val="none"/>
+        </w:rPr>
+        <w:t xml:space="preserve">12. Testing and Execution — app.py Ran the application using </w:t>
+      </w:r>
+      <w:proofErr w:type="spellStart"/>
+      <w:r>
+        <w:rPr>
+          <w:rFonts w:ascii="Times New Roman" w:eastAsia="Times New Roman" w:hAnsi="Times New Roman" w:cs="Times New Roman"/>
+          <w:kern w:val="0"/>
+          <w:sz w:val="24"/>
+          <w:szCs w:val="24"/>
+          <w:lang w:eastAsia="en-IN"/>
+          <w14:ligatures w14:val="none"/>
+        </w:rPr>
+        <w:t>Streamlit</w:t>
+      </w:r>
+      <w:proofErr w:type="spellEnd"/>
+      <w:r>
+        <w:rPr>
+          <w:rFonts w:ascii="Times New Roman" w:eastAsia="Times New Roman" w:hAnsi="Times New Roman" w:cs="Times New Roman"/>
+          <w:kern w:val="0"/>
+          <w:sz w:val="24"/>
+          <w:szCs w:val="24"/>
+          <w:lang w:eastAsia="en-IN"/>
+          <w14:ligatures w14:val="none"/>
+        </w:rPr>
+        <w:t xml:space="preserve"> and tested the complete workflow, from entering listing details to displaying the predicted price.</w:t>
+      </w:r>
+    </w:p>
+    <w:p>
+      <w:pPr>
+        <w:spacing w:before="100" w:beforeAutospacing="1" w:after="0" w:line="240" w:lineRule="auto"/>
+        <w:jc w:val="both"/>
+        <w:rPr>
+          <w:rFonts w:ascii="Times New Roman" w:eastAsia="Times New Roman" w:hAnsi="Times New Roman" w:cs="Times New Roman"/>
+          <w:kern w:val="0"/>
+          <w:sz w:val="24"/>
+          <w:szCs w:val="24"/>
+          <w:lang w:eastAsia="en-IN"/>
+          <w14:ligatures w14:val="none"/>
+        </w:rPr>
+      </w:pPr>
+      <w:r>
+        <w:rPr>
+          <w:rFonts w:ascii="Times New Roman" w:eastAsia="Times New Roman" w:hAnsi="Times New Roman" w:cs="Times New Roman"/>
+          <w:kern w:val="0"/>
+          <w:sz w:val="24"/>
+          <w:szCs w:val="24"/>
+          <w:lang w:eastAsia="en-IN"/>
+          <w14:ligatures w14:val="none"/>
+        </w:rPr>
+        <w:t xml:space="preserve">Note: The model was already trained and saved in </w:t>
+      </w:r>
+      <w:proofErr w:type="spellStart"/>
+      <w:r>
+        <w:rPr>
+          <w:rFonts w:ascii="Times New Roman" w:eastAsia="Times New Roman" w:hAnsi="Times New Roman" w:cs="Times New Roman"/>
+          <w:kern w:val="0"/>
+          <w:sz w:val="24"/>
+          <w:szCs w:val="24"/>
+          <w:lang w:eastAsia="en-IN"/>
+          <w14:ligatures w14:val="none"/>
+        </w:rPr>
+        <w:t>airbnb_price_</w:t>
+      </w:r>
+      <w:proofErr w:type="gramStart"/>
+      <w:r>
+        <w:rPr>
+          <w:rFonts w:ascii="Times New Roman" w:eastAsia="Times New Roman" w:hAnsi="Times New Roman" w:cs="Times New Roman"/>
+          <w:kern w:val="0"/>
+          <w:sz w:val="24"/>
+          <w:szCs w:val="24"/>
+          <w:lang w:eastAsia="en-IN"/>
+          <w14:ligatures w14:val="none"/>
+        </w:rPr>
+        <w:t>model.joblib</w:t>
+      </w:r>
+      <w:proofErr w:type="spellEnd"/>
+      <w:proofErr w:type="gramEnd"/>
+      <w:r>
+        <w:rPr>
+          <w:rFonts w:ascii="Times New Roman" w:eastAsia="Times New Roman" w:hAnsi="Times New Roman" w:cs="Times New Roman"/>
+          <w:kern w:val="0"/>
+          <w:sz w:val="24"/>
+          <w:szCs w:val="24"/>
+          <w:lang w:eastAsia="en-IN"/>
+          <w14:ligatures w14:val="none"/>
+        </w:rPr>
+        <w:t>. The</w:t>
+      </w:r>
+      <w:r>
+        <w:rPr>
+          <w:rFonts w:ascii="Times New Roman" w:eastAsia="Times New Roman" w:hAnsi="Times New Roman" w:cs="Times New Roman"/>
+          <w:kern w:val="0"/>
+          <w:sz w:val="24"/>
+          <w:szCs w:val="24"/>
+          <w:lang w:eastAsia="en-IN"/>
+          <w14:ligatures w14:val="none"/>
+        </w:rPr>
+        <w:t xml:space="preserve"> </w:t>
+      </w:r>
+      <w:r>
+        <w:rPr>
+          <w:rFonts w:ascii="Times New Roman" w:eastAsia="Times New Roman" w:hAnsi="Times New Roman" w:cs="Times New Roman"/>
+          <w:kern w:val="0"/>
+          <w:sz w:val="24"/>
+          <w:szCs w:val="24"/>
+          <w:lang w:eastAsia="en-IN"/>
+          <w14:ligatures w14:val="none"/>
+        </w:rPr>
+        <w:t>current app.py loads and uses that model; it does not perform model training.</w:t>
+      </w:r>
+    </w:p>
+    <w:p>
+      <w:pPr>
+        <w:spacing w:after="0"/>
+        <w:jc w:val="both"/>
+        <w:rPr>
+          <w:rFonts w:ascii="Times New Roman" w:hAnsi="Times New Roman" w:cs="Times New Roman"/>
           <w:b/>
           <w:bCs/>
-        </w:rPr>
-      </w:pPr>
-      <w:r>
-        <w:rPr>
+          <w:sz w:val="24"/>
+          <w:szCs w:val="24"/>
+        </w:rPr>
+      </w:pPr>
+    </w:p>
+    <w:p>
+      <w:pPr>
+        <w:spacing w:after="0"/>
+        <w:jc w:val="both"/>
+        <w:rPr>
+          <w:rFonts w:ascii="Times New Roman" w:hAnsi="Times New Roman" w:cs="Times New Roman"/>
           <w:b/>
           <w:bCs/>
-        </w:rPr>
-        <w:t>Tableau workbook review</w:t>
-      </w:r>
-    </w:p>
-    <w:p>
-      <w:pPr>
-        <w:jc w:val="center"/>
-      </w:pPr>
-      <w:r>
-        <w:drawing>
-          <wp:inline distT="0" distB="0" distL="0" distR="0" wp14:anchorId="5E739B06" wp14:editId="224FEBB0">
-            <wp:extent cx="4243388" cy="2787867"/>
-            <wp:effectExtent l="0" t="0" r="5080" b="0"/>
-            <wp:docPr id="1301108538" name="Picture 1"/>
-            <wp:cNvGraphicFramePr>
-              <a:graphicFrameLocks xmlns:a="http://schemas.openxmlformats.org/drawingml/2006/main" noChangeAspect="1"/>
-            </wp:cNvGraphicFramePr>
-            <a:graphic xmlns:a="http://schemas.openxmlformats.org/drawingml/2006/main">
-              <a:graphicData uri="http://schemas.openxmlformats.org/drawingml/2006/picture">
-                <pic:pic xmlns:pic="http://schemas.openxmlformats.org/drawingml/2006/picture">
-                  <pic:nvPicPr>
-                    <pic:cNvPr id="1301108538" name=""/>
-                    <pic:cNvPicPr/>
-                  </pic:nvPicPr>
-                  <pic:blipFill>
-                    <a:blip r:embed="rId10"/>
-                    <a:stretch>
-                      <a:fillRect/>
-                    </a:stretch>
-                  </pic:blipFill>
-                  <pic:spPr>
-                    <a:xfrm>
-                      <a:off x="0" y="0"/>
-                      <a:ext cx="4256519" cy="2796494"/>
-                    </a:xfrm>
-                    <a:prstGeom prst="rect">
-                      <a:avLst/>
-                    </a:prstGeom>
-                  </pic:spPr>
-                </pic:pic>
-              </a:graphicData>
-            </a:graphic>
-          </wp:inline>
-        </w:drawing>
-      </w:r>
-    </w:p>
-    <w:p>
-      <w:pPr>
-        <w:jc w:val="both"/>
-      </w:pPr>
-      <w:r>
-        <w:lastRenderedPageBreak/>
-        <w:t xml:space="preserve">The supplied AIRBNB.twbx contains a dashboard named </w:t>
-      </w:r>
-      <w:r>
-        <w:rPr>
+          <w:sz w:val="24"/>
+          <w:szCs w:val="24"/>
+        </w:rPr>
+      </w:pPr>
+      <w:r>
+        <w:rPr>
+          <w:rFonts w:ascii="Times New Roman" w:hAnsi="Times New Roman" w:cs="Times New Roman"/>
           <w:b/>
           <w:bCs/>
-        </w:rPr>
-        <w:t xml:space="preserve">Dashboard 1 </w:t>
-      </w:r>
-      <w:r>
-        <w:t xml:space="preserve">and worksheets named </w:t>
-      </w:r>
-      <w:r>
-        <w:rPr>
-          <w:b/>
-          <w:bCs/>
-        </w:rPr>
-        <w:t>Cleaned CSV</w:t>
-      </w:r>
-      <w:r>
-        <w:t xml:space="preserve">, </w:t>
-      </w:r>
-      <w:r>
-        <w:rPr>
-          <w:b/>
-          <w:bCs/>
-        </w:rPr>
-        <w:t>Listings by</w:t>
-      </w:r>
-      <w:r>
-        <w:rPr>
-          <w:b/>
-          <w:bCs/>
-        </w:rPr>
-        <w:t xml:space="preserve"> </w:t>
-      </w:r>
-      <w:r>
-        <w:rPr>
-          <w:b/>
-          <w:bCs/>
-        </w:rPr>
-        <w:t>Area</w:t>
-      </w:r>
-      <w:r>
-        <w:t xml:space="preserve">, </w:t>
-      </w:r>
-      <w:r>
-        <w:rPr>
-          <w:b/>
-          <w:bCs/>
-        </w:rPr>
-        <w:t>Monthly Price Trend</w:t>
-      </w:r>
-      <w:r>
-        <w:t xml:space="preserve">, </w:t>
-      </w:r>
-      <w:r>
-        <w:rPr>
-          <w:b/>
-          <w:bCs/>
-        </w:rPr>
-        <w:t>NightlyPrice</w:t>
-      </w:r>
-      <w:r>
-        <w:t xml:space="preserve">, </w:t>
-      </w:r>
-      <w:r>
-        <w:rPr>
-          <w:b/>
-          <w:bCs/>
-        </w:rPr>
-        <w:t>Price by Neighbourhood</w:t>
-      </w:r>
-      <w:r>
-        <w:t xml:space="preserve">, and </w:t>
-      </w:r>
-      <w:r>
-        <w:rPr>
-          <w:b/>
-          <w:bCs/>
-        </w:rPr>
-        <w:t>Price by Room Type</w:t>
-      </w:r>
-      <w:r>
-        <w:t>. This confirms a dashboard</w:t>
-      </w:r>
-      <w:r>
-        <w:t xml:space="preserve"> </w:t>
-      </w:r>
-      <w:r>
-        <w:t>structure and relevant views exist in the workbook package; it does not by itself confirm every filter or interaction works as</w:t>
-      </w:r>
-      <w:r>
-        <w:t xml:space="preserve"> </w:t>
-      </w:r>
-      <w:r>
-        <w:t>intended.</w:t>
-      </w:r>
-    </w:p>
-    <w:p>
-      <w:pPr>
-        <w:jc w:val="both"/>
-        <w:rPr>
-          <w:b/>
-          <w:bCs/>
-        </w:rPr>
-      </w:pPr>
-      <w:r>
-        <w:rPr>
-          <w:b/>
-          <w:bCs/>
-        </w:rPr>
-        <w:t>Final conclusion and interview-safe summary</w:t>
-      </w:r>
-    </w:p>
-    <w:p>
-      <w:pPr>
-        <w:jc w:val="both"/>
-      </w:pPr>
-      <w:r>
-        <w:t>This project explores 48,895 NYC Airbnb listings, examines price differences by borough and room type, and includes a Tableau</w:t>
-      </w:r>
-      <w:r>
-        <w:t xml:space="preserve"> </w:t>
-      </w:r>
-      <w:r>
-        <w:t>dashboard with six worksheets. The supplied prediction file has been evaluated with standard error metrics, but the notebook</w:t>
-      </w:r>
-      <w:r>
-        <w:t xml:space="preserve"> </w:t>
-      </w:r>
-      <w:r>
-        <w:t>currently contains target leakage because price is included among the input features. The responsible next step is to fix the</w:t>
-      </w:r>
-      <w:r>
-        <w:t xml:space="preserve"> </w:t>
-      </w:r>
-      <w:r>
-        <w:t>feature selection, rerun comparable models on a held-out test set, regenerate the prediction CSV, and then update the Tableau</w:t>
-      </w:r>
-      <w:r>
-        <w:t xml:space="preserve"> </w:t>
-      </w:r>
-      <w:r>
-        <w:t>dashboard with validated metrics.</w:t>
+          <w:sz w:val="24"/>
+          <w:szCs w:val="24"/>
+        </w:rPr>
+        <w:t>Conclusion</w:t>
+      </w:r>
+    </w:p>
+    <w:p>
+      <w:pPr>
+        <w:spacing w:after="0"/>
+        <w:jc w:val="both"/>
+        <w:rPr>
+          <w:rFonts w:ascii="Times New Roman" w:hAnsi="Times New Roman" w:cs="Times New Roman"/>
+          <w:sz w:val="24"/>
+          <w:szCs w:val="24"/>
+        </w:rPr>
+      </w:pPr>
+      <w:r>
+        <w:rPr>
+          <w:rFonts w:ascii="Times New Roman" w:hAnsi="Times New Roman" w:cs="Times New Roman"/>
+          <w:sz w:val="24"/>
+          <w:szCs w:val="24"/>
+        </w:rPr>
+        <w:t xml:space="preserve">The Airbnb Dynamic Pricing Recommendation Engine demonstrates how data analytics and machine learning can be applied to estimate nightly accommodation prices. Using historical Airbnb data, a trained Random Forest regression model, and an interactive </w:t>
+      </w:r>
+      <w:proofErr w:type="spellStart"/>
+      <w:r>
+        <w:rPr>
+          <w:rFonts w:ascii="Times New Roman" w:hAnsi="Times New Roman" w:cs="Times New Roman"/>
+          <w:sz w:val="24"/>
+          <w:szCs w:val="24"/>
+        </w:rPr>
+        <w:t>Streamlit</w:t>
+      </w:r>
+      <w:proofErr w:type="spellEnd"/>
+      <w:r>
+        <w:rPr>
+          <w:rFonts w:ascii="Times New Roman" w:hAnsi="Times New Roman" w:cs="Times New Roman"/>
+          <w:sz w:val="24"/>
+          <w:szCs w:val="24"/>
+        </w:rPr>
+        <w:t xml:space="preserve"> application, the project provides price estimates based on location, room type, reviews, minimum nights, host listings, and availability.</w:t>
+      </w:r>
+    </w:p>
+    <w:p>
+      <w:pPr>
+        <w:spacing w:after="0"/>
+        <w:jc w:val="both"/>
+        <w:rPr>
+          <w:rFonts w:ascii="Times New Roman" w:hAnsi="Times New Roman" w:cs="Times New Roman"/>
+          <w:sz w:val="24"/>
+          <w:szCs w:val="24"/>
+        </w:rPr>
+      </w:pPr>
+      <w:r>
+        <w:rPr>
+          <w:rFonts w:ascii="Times New Roman" w:hAnsi="Times New Roman" w:cs="Times New Roman"/>
+          <w:sz w:val="24"/>
+          <w:szCs w:val="24"/>
+        </w:rPr>
+        <w:t>The application also offers data visualizations and access to cleaned data and available prediction results, helping users explore pricing patterns across neighbourhoods and property types.</w:t>
+      </w:r>
+    </w:p>
+    <w:p>
+      <w:pPr>
+        <w:spacing w:after="0"/>
+        <w:jc w:val="both"/>
+        <w:rPr>
+          <w:rFonts w:ascii="Times New Roman" w:hAnsi="Times New Roman" w:cs="Times New Roman"/>
+          <w:sz w:val="24"/>
+          <w:szCs w:val="24"/>
+        </w:rPr>
+      </w:pPr>
+      <w:r>
+        <w:rPr>
+          <w:rFonts w:ascii="Times New Roman" w:hAnsi="Times New Roman" w:cs="Times New Roman"/>
+          <w:sz w:val="24"/>
+          <w:szCs w:val="24"/>
+        </w:rPr>
+        <w:t>Overall, the project provides practical experience in data preprocessing, exploratory data analysis, machine learning, model evaluation, and web application development. Although the predicted prices are estimates and may not reflect real-time market conditions, the system can serve as a useful starting point for data-driven pricing decisions.</w:t>
       </w:r>
     </w:p>
     <w:sectPr>
@@ -1156,6 +1578,163 @@
     </w:sectPr>
   </w:body>
 </w:document>
+</file>
+
+<file path=word/numbering.xml><?xml version="1.0" encoding="utf-8"?>
+<w:numbering xmlns:wpc="http://schemas.microsoft.com/office/word/2010/wordprocessingCanvas" xmlns:cx="http://schemas.microsoft.com/office/drawing/2014/chartex" xmlns:cx1="http://schemas.microsoft.com/office/drawing/2015/9/8/chartex" xmlns:cx2="http://schemas.microsoft.com/office/drawing/2015/10/21/chartex" xmlns:cx3="http://schemas.microsoft.com/office/drawing/2016/5/9/chartex" xmlns:cx4="http://schemas.microsoft.com/office/drawing/2016/5/10/chartex" xmlns:cx5="http://schemas.microsoft.com/office/drawing/2016/5/11/chartex" xmlns:cx6="http://schemas.microsoft.com/office/drawing/2016/5/12/chartex" xmlns:cx7="http://schemas.microsoft.com/office/drawing/2016/5/13/chartex" xmlns:cx8="http://schemas.microsoft.com/office/drawing/2016/5/14/chartex" xmlns:mc="http://schemas.openxmlformats.org/markup-compatibility/2006" xmlns:aink="http://schemas.microsoft.com/office/drawing/2016/ink" xmlns:am3d="http://schemas.microsoft.com/office/drawing/2017/model3d" xmlns:o="urn:schemas-microsoft-com:office:office" xmlns:oel="http://schemas.microsoft.com/office/2019/extlst" xmlns:r="http://schemas.openxmlformats.org/officeDocument/2006/relationships" xmlns:m="http://schemas.openxmlformats.org/officeDocument/2006/math" xmlns:v="urn:schemas-microsoft-com:vml" xmlns:wp14="http://schemas.microsoft.com/office/word/2010/wordprocessingDrawing" xmlns:wp="http://schemas.openxmlformats.org/drawingml/2006/wordprocessingDrawing" xmlns:w10="urn:schemas-microsoft-com:office:word" xmlns:w="http://schemas.openxmlformats.org/wordprocessingml/2006/main" xmlns:w14="http://schemas.microsoft.com/office/word/2010/wordml" xmlns:w15="http://schemas.microsoft.com/office/word/2012/wordml" xmlns:w16cex="http://schemas.microsoft.com/office/word/2018/wordml/cex" xmlns:w16cid="http://schemas.microsoft.com/office/word/2016/wordml/cid" xmlns:w16="http://schemas.microsoft.com/office/word/2018/wordml" xmlns:w16du="http://schemas.microsoft.com/office/word/2023/wordml/word16du" xmlns:w16sdtdh="http://schemas.microsoft.com/office/word/2020/wordml/sdtdatahash" xmlns:w16sdtfl="http://schemas.microsoft.com/office/word/2024/wordml/sdtformatlock" xmlns:w16se="http://schemas.microsoft.com/office/word/2015/wordml/symex" xmlns:wpg="http://schemas.microsoft.com/office/word/2010/wordprocessingGroup" xmlns:wpi="http://schemas.microsoft.com/office/word/2010/wordprocessingInk" xmlns:wne="http://schemas.microsoft.com/office/word/2006/wordml" xmlns:wps="http://schemas.microsoft.com/office/word/2010/wordprocessingShape" mc:Ignorable="w14 w15 w16se w16cid w16 w16cex w16sdtdh w16sdtfl w16du wp14">
+  <w:abstractNum w:abstractNumId="0" w15:restartNumberingAfterBreak="0">
+    <w:nsid w:val="167B1720"/>
+    <w:multiLevelType w:val="multilevel"/>
+    <w:tmpl w:val="B5063940"/>
+    <w:lvl w:ilvl="0">
+      <w:start w:val="1"/>
+      <w:numFmt w:val="bullet"/>
+      <w:lvlText w:val=""/>
+      <w:lvlJc w:val="left"/>
+      <w:pPr>
+        <w:tabs>
+          <w:tab w:val="num" w:pos="720"/>
+        </w:tabs>
+        <w:ind w:left="720" w:hanging="360"/>
+      </w:pPr>
+      <w:rPr>
+        <w:rFonts w:ascii="Symbol" w:hAnsi="Symbol" w:hint="default"/>
+        <w:sz w:val="20"/>
+      </w:rPr>
+    </w:lvl>
+    <w:lvl w:ilvl="1" w:tentative="1">
+      <w:start w:val="1"/>
+      <w:numFmt w:val="bullet"/>
+      <w:lvlText w:val="o"/>
+      <w:lvlJc w:val="left"/>
+      <w:pPr>
+        <w:tabs>
+          <w:tab w:val="num" w:pos="1440"/>
+        </w:tabs>
+        <w:ind w:left="1440" w:hanging="360"/>
+      </w:pPr>
+      <w:rPr>
+        <w:rFonts w:ascii="Courier New" w:hAnsi="Courier New" w:hint="default"/>
+        <w:sz w:val="20"/>
+      </w:rPr>
+    </w:lvl>
+    <w:lvl w:ilvl="2" w:tentative="1">
+      <w:start w:val="1"/>
+      <w:numFmt w:val="bullet"/>
+      <w:lvlText w:val=""/>
+      <w:lvlJc w:val="left"/>
+      <w:pPr>
+        <w:tabs>
+          <w:tab w:val="num" w:pos="2160"/>
+        </w:tabs>
+        <w:ind w:left="2160" w:hanging="360"/>
+      </w:pPr>
+      <w:rPr>
+        <w:rFonts w:ascii="Wingdings" w:hAnsi="Wingdings" w:hint="default"/>
+        <w:sz w:val="20"/>
+      </w:rPr>
+    </w:lvl>
+    <w:lvl w:ilvl="3" w:tentative="1">
+      <w:start w:val="1"/>
+      <w:numFmt w:val="bullet"/>
+      <w:lvlText w:val=""/>
+      <w:lvlJc w:val="left"/>
+      <w:pPr>
+        <w:tabs>
+          <w:tab w:val="num" w:pos="2880"/>
+        </w:tabs>
+        <w:ind w:left="2880" w:hanging="360"/>
+      </w:pPr>
+      <w:rPr>
+        <w:rFonts w:ascii="Wingdings" w:hAnsi="Wingdings" w:hint="default"/>
+        <w:sz w:val="20"/>
+      </w:rPr>
+    </w:lvl>
+    <w:lvl w:ilvl="4" w:tentative="1">
+      <w:start w:val="1"/>
+      <w:numFmt w:val="bullet"/>
+      <w:lvlText w:val=""/>
+      <w:lvlJc w:val="left"/>
+      <w:pPr>
+        <w:tabs>
+          <w:tab w:val="num" w:pos="3600"/>
+        </w:tabs>
+        <w:ind w:left="3600" w:hanging="360"/>
+      </w:pPr>
+      <w:rPr>
+        <w:rFonts w:ascii="Wingdings" w:hAnsi="Wingdings" w:hint="default"/>
+        <w:sz w:val="20"/>
+      </w:rPr>
+    </w:lvl>
+    <w:lvl w:ilvl="5" w:tentative="1">
+      <w:start w:val="1"/>
+      <w:numFmt w:val="bullet"/>
+      <w:lvlText w:val=""/>
+      <w:lvlJc w:val="left"/>
+      <w:pPr>
+        <w:tabs>
+          <w:tab w:val="num" w:pos="4320"/>
+        </w:tabs>
+        <w:ind w:left="4320" w:hanging="360"/>
+      </w:pPr>
+      <w:rPr>
+        <w:rFonts w:ascii="Wingdings" w:hAnsi="Wingdings" w:hint="default"/>
+        <w:sz w:val="20"/>
+      </w:rPr>
+    </w:lvl>
+    <w:lvl w:ilvl="6" w:tentative="1">
+      <w:start w:val="1"/>
+      <w:numFmt w:val="bullet"/>
+      <w:lvlText w:val=""/>
+      <w:lvlJc w:val="left"/>
+      <w:pPr>
+        <w:tabs>
+          <w:tab w:val="num" w:pos="5040"/>
+        </w:tabs>
+        <w:ind w:left="5040" w:hanging="360"/>
+      </w:pPr>
+      <w:rPr>
+        <w:rFonts w:ascii="Wingdings" w:hAnsi="Wingdings" w:hint="default"/>
+        <w:sz w:val="20"/>
+      </w:rPr>
+    </w:lvl>
+    <w:lvl w:ilvl="7" w:tentative="1">
+      <w:start w:val="1"/>
+      <w:numFmt w:val="bullet"/>
+      <w:lvlText w:val=""/>
+      <w:lvlJc w:val="left"/>
+      <w:pPr>
+        <w:tabs>
+          <w:tab w:val="num" w:pos="5760"/>
+        </w:tabs>
+        <w:ind w:left="5760" w:hanging="360"/>
+      </w:pPr>
+      <w:rPr>
+        <w:rFonts w:ascii="Wingdings" w:hAnsi="Wingdings" w:hint="default"/>
+        <w:sz w:val="20"/>
+      </w:rPr>
+    </w:lvl>
+    <w:lvl w:ilvl="8" w:tentative="1">
+      <w:start w:val="1"/>
+      <w:numFmt w:val="bullet"/>
+      <w:lvlText w:val=""/>
+      <w:lvlJc w:val="left"/>
+      <w:pPr>
+        <w:tabs>
+          <w:tab w:val="num" w:pos="6480"/>
+        </w:tabs>
+        <w:ind w:left="6480" w:hanging="360"/>
+      </w:pPr>
+      <w:rPr>
+        <w:rFonts w:ascii="Wingdings" w:hAnsi="Wingdings" w:hint="default"/>
+        <w:sz w:val="20"/>
+      </w:rPr>
+    </w:lvl>
+  </w:abstractNum>
+  <w:num w:numId="1" w16cid:durableId="1682705368">
+    <w:abstractNumId w:val="0"/>
+  </w:num>
+</w:numbering>
 </file>
 
 <file path=word/styles.xml><?xml version="1.0" encoding="utf-8"?>
@@ -1585,7 +2164,6 @@
     <w:next w:val="Normal"/>
     <w:link w:val="Heading2Char"/>
     <w:uiPriority w:val="9"/>
-    <w:semiHidden/>
     <w:unhideWhenUsed/>
     <w:qFormat/>
     <w:rsid w:val="00C27114"/>
@@ -1801,7 +2379,6 @@
     <w:basedOn w:val="DefaultParagraphFont"/>
     <w:link w:val="Heading2"/>
     <w:uiPriority w:val="9"/>
-    <w:semiHidden/>
     <w:rsid w:val="00C27114"/>
     <w:rPr>
       <w:rFonts w:asciiTheme="majorHAnsi" w:eastAsiaTheme="majorEastAsia" w:hAnsiTheme="majorHAnsi" w:cstheme="majorBidi"/>
@@ -2091,6 +2668,38 @@
         <w:insideV w:val="single" w:sz="4" w:space="0" w:color="auto"/>
       </w:tblBorders>
     </w:tblPr>
+  </w:style>
+  <w:style w:type="paragraph" w:styleId="NormalWeb">
+    <w:name w:val="Normal (Web)"/>
+    <w:basedOn w:val="Normal"/>
+    <w:uiPriority w:val="99"/>
+    <w:semiHidden/>
+    <w:unhideWhenUsed/>
+    <w:rsid w:val="00AA2C80"/>
+    <w:pPr>
+      <w:spacing w:before="100" w:beforeAutospacing="1" w:after="100" w:afterAutospacing="1" w:line="240" w:lineRule="auto"/>
+    </w:pPr>
+    <w:rPr>
+      <w:rFonts w:ascii="Times New Roman" w:eastAsia="Times New Roman" w:hAnsi="Times New Roman" w:cs="Times New Roman"/>
+      <w:kern w:val="0"/>
+      <w:sz w:val="24"/>
+      <w:szCs w:val="24"/>
+      <w:lang w:eastAsia="en-IN"/>
+      <w14:ligatures w14:val="none"/>
+    </w:rPr>
+  </w:style>
+  <w:style w:type="character" w:styleId="HTMLCode">
+    <w:name w:val="HTML Code"/>
+    <w:basedOn w:val="DefaultParagraphFont"/>
+    <w:uiPriority w:val="99"/>
+    <w:semiHidden/>
+    <w:unhideWhenUsed/>
+    <w:rsid w:val="00AA2C80"/>
+    <w:rPr>
+      <w:rFonts w:ascii="Courier New" w:eastAsia="Times New Roman" w:hAnsi="Courier New" w:cs="Courier New"/>
+      <w:sz w:val="20"/>
+      <w:szCs w:val="20"/>
+    </w:rPr>
   </w:style>
 </w:styles>
 </file>
